--- a/introduce.docx
+++ b/introduce.docx
@@ -238,13 +238,33 @@
         <w:spacing w:line="360" w:lineRule="auto"/>
         <w:ind w:firstLineChars="200" w:firstLine="480"/>
         <w:rPr>
+          <w:rFonts w:ascii="宋体" w:hAnsi="宋体" w:cs="楷体" w:hint="eastAsia"/>
+          <w:kern w:val="0"/>
+          <w:sz w:val="24"/>
+          <w:szCs w:val="22"/>
+          <w:lang w:bidi="en-US"/>
+        </w:rPr>
+      </w:pPr>
+      <w:r>
+        <w:rPr>
+          <w:rFonts w:ascii="宋体" w:hAnsi="宋体" w:cs="楷体" w:hint="eastAsia"/>
+          <w:kern w:val="0"/>
+          <w:sz w:val="24"/>
+          <w:szCs w:val="22"/>
+          <w:lang w:bidi="en-US"/>
+        </w:rPr>
+        <w:t>实验室建设了无线通信</w:t>
+      </w:r>
+      <w:r>
+        <w:rPr>
           <w:rFonts w:ascii="宋体" w:hAnsi="宋体" w:cs="楷体"/>
           <w:kern w:val="0"/>
           <w:sz w:val="24"/>
           <w:szCs w:val="22"/>
           <w:lang w:bidi="en-US"/>
         </w:rPr>
-      </w:pPr>
+        <w:t>物理信道</w:t>
+      </w:r>
       <w:r>
         <w:rPr>
           <w:rFonts w:ascii="宋体" w:hAnsi="宋体" w:cs="楷体" w:hint="eastAsia"/>
@@ -253,7 +273,7 @@
           <w:szCs w:val="22"/>
           <w:lang w:bidi="en-US"/>
         </w:rPr>
-        <w:t>实验室建设了无线通信</w:t>
+        <w:t>平台</w:t>
       </w:r>
       <w:r>
         <w:rPr>
@@ -263,7 +283,7 @@
           <w:szCs w:val="22"/>
           <w:lang w:bidi="en-US"/>
         </w:rPr>
-        <w:t>物理信道</w:t>
+        <w:t>，</w:t>
       </w:r>
       <w:r>
         <w:rPr>
@@ -273,7 +293,7 @@
           <w:szCs w:val="22"/>
           <w:lang w:bidi="en-US"/>
         </w:rPr>
-        <w:t>平台</w:t>
+        <w:t>使得被测系统可以在</w:t>
       </w:r>
       <w:r>
         <w:rPr>
@@ -283,7 +303,7 @@
           <w:szCs w:val="22"/>
           <w:lang w:bidi="en-US"/>
         </w:rPr>
-        <w:t>，</w:t>
+        <w:t>物理</w:t>
       </w:r>
       <w:r>
         <w:rPr>
@@ -293,7 +313,7 @@
           <w:szCs w:val="22"/>
           <w:lang w:bidi="en-US"/>
         </w:rPr>
-        <w:t>使得被测系统可以在</w:t>
+        <w:t>模拟的各类无线传输环境中运行。实验室建成</w:t>
       </w:r>
       <w:r>
         <w:rPr>
@@ -303,7 +323,7 @@
           <w:szCs w:val="22"/>
           <w:lang w:bidi="en-US"/>
         </w:rPr>
-        <w:t>物理</w:t>
+        <w:t>了网络综合测试</w:t>
       </w:r>
       <w:r>
         <w:rPr>
@@ -313,7 +333,7 @@
           <w:szCs w:val="22"/>
           <w:lang w:bidi="en-US"/>
         </w:rPr>
-        <w:t>模拟的各类无线传输环境中运行。实验室建成</w:t>
+        <w:t>平台</w:t>
       </w:r>
       <w:r>
         <w:rPr>
@@ -323,7 +343,7 @@
           <w:szCs w:val="22"/>
           <w:lang w:bidi="en-US"/>
         </w:rPr>
-        <w:t>了网络综合测试</w:t>
+        <w:t>，</w:t>
       </w:r>
       <w:r>
         <w:rPr>
@@ -333,7 +353,7 @@
           <w:szCs w:val="22"/>
           <w:lang w:bidi="en-US"/>
         </w:rPr>
-        <w:t>平台</w:t>
+        <w:t>用于测试LTE-M承载CBTC以及其他业务时系统的时延、吞吐量、丢包、等可靠性指标</w:t>
       </w:r>
       <w:r>
         <w:rPr>
@@ -343,9 +363,14 @@
           <w:szCs w:val="22"/>
           <w:lang w:bidi="en-US"/>
         </w:rPr>
-        <w:t>，</w:t>
-      </w:r>
-      <w:r>
+        <w:t>。针对信息安全防护测试的需求，在平台上搭建了LTE-M系统专用信息安全防护装备，并对系统信息安全防护装备后的系统进行了通信性能测试。</w:t>
+      </w:r>
+    </w:p>
+    <w:p>
+      <w:pPr>
+        <w:autoSpaceDE w:val="0"/>
+        <w:autoSpaceDN w:val="0"/>
+        <w:spacing w:line="360" w:lineRule="auto"/>
         <w:rPr>
           <w:rFonts w:ascii="宋体" w:hAnsi="宋体" w:cs="楷体" w:hint="eastAsia"/>
           <w:kern w:val="0"/>
@@ -353,17 +378,88 @@
           <w:szCs w:val="22"/>
           <w:lang w:bidi="en-US"/>
         </w:rPr>
-        <w:t>用于测试LTE-M承载CBTC以及其他业务时系统的时延、吞吐量、丢包、等可靠性指标</w:t>
-      </w:r>
-      <w:r>
-        <w:rPr>
-          <w:rFonts w:ascii="宋体" w:hAnsi="宋体" w:cs="楷体"/>
+      </w:pPr>
+    </w:p>
+    <w:p>
+      <w:pPr>
+        <w:pStyle w:val="1"/>
+        <w:rPr>
+          <w:rFonts w:asciiTheme="minorEastAsia" w:hAnsiTheme="minorEastAsia" w:hint="eastAsia"/>
+          <w:b w:val="0"/>
+          <w:bCs w:val="0"/>
+          <w:i/>
+          <w:iCs/>
           <w:kern w:val="0"/>
-          <w:sz w:val="24"/>
-          <w:szCs w:val="22"/>
-          <w:lang w:bidi="en-US"/>
-        </w:rPr>
-        <w:t>。针对信息安全防护测试的需求，在平台上搭建了LTE-M系统专用信息安全防护装备，并对系统信息安全防护装备后的系统进行了通信性能测试。</w:t>
+          <w:sz w:val="28"/>
+          <w:szCs w:val="28"/>
+          <w:u w:val="single"/>
+        </w:rPr>
+      </w:pPr>
+      <w:r>
+        <w:rPr>
+          <w:rFonts w:asciiTheme="minorEastAsia" w:hAnsiTheme="minorEastAsia" w:hint="eastAsia"/>
+          <w:b w:val="0"/>
+          <w:bCs w:val="0"/>
+          <w:i/>
+          <w:iCs/>
+          <w:kern w:val="0"/>
+          <w:sz w:val="28"/>
+          <w:szCs w:val="28"/>
+          <w:u w:val="single"/>
+        </w:rPr>
+        <w:t>研究方向Research</w:t>
+      </w:r>
+    </w:p>
+    <w:p>
+      <w:r>
+        <w:t> </w:t>
+      </w:r>
+      <w:r>
+        <w:t>（</w:t>
+      </w:r>
+      <w:r>
+        <w:t>1</w:t>
+      </w:r>
+      <w:r>
+        <w:t>）轨道交通车地无线传输规律以及信道</w:t>
+      </w:r>
+      <w:r>
+        <w:rPr>
+          <w:rFonts w:hint="eastAsia"/>
+        </w:rPr>
+        <w:t>建模</w:t>
+      </w:r>
+      <w:r>
+        <w:br/>
+        <w:t>  </w:t>
+      </w:r>
+      <w:r>
+        <w:t>（</w:t>
+      </w:r>
+      <w:r>
+        <w:t>2</w:t>
+      </w:r>
+      <w:r>
+        <w:t>）高可靠性的列车控制通信系统</w:t>
+      </w:r>
+      <w:r>
+        <w:br/>
+        <w:t>  </w:t>
+      </w:r>
+      <w:r>
+        <w:t>（</w:t>
+      </w:r>
+      <w:r>
+        <w:t>3</w:t>
+      </w:r>
+      <w:r>
+        <w:t>）限定空间</w:t>
+      </w:r>
+      <w:r>
+        <w:t>MIMO</w:t>
+      </w:r>
+      <w:r>
+        <w:t>毫米波传输特性研究</w:t>
       </w:r>
     </w:p>
     <w:p>
@@ -372,17 +468,53 @@
         <w:autoSpaceDN w:val="0"/>
         <w:spacing w:line="360" w:lineRule="auto"/>
         <w:rPr>
-          <w:rFonts w:ascii="宋体" w:hAnsi="宋体" w:cs="楷体"/>
+          <w:rFonts w:ascii="宋体" w:hAnsi="宋体" w:cs="楷体" w:hint="eastAsia"/>
           <w:kern w:val="0"/>
           <w:sz w:val="24"/>
           <w:szCs w:val="22"/>
           <w:lang w:bidi="en-US"/>
         </w:rPr>
       </w:pPr>
+      <w:r>
+        <w:t>（</w:t>
+      </w:r>
+      <w:r>
+        <w:t>4</w:t>
+      </w:r>
+      <w:r>
+        <w:t>）轨道交通无线通信的信息安全</w:t>
+      </w:r>
     </w:p>
     <w:p>
       <w:pPr>
         <w:pStyle w:val="1"/>
+        <w:rPr>
+          <w:rFonts w:asciiTheme="minorEastAsia" w:hAnsiTheme="minorEastAsia" w:hint="eastAsia"/>
+          <w:b w:val="0"/>
+          <w:bCs w:val="0"/>
+          <w:i/>
+          <w:iCs/>
+          <w:kern w:val="0"/>
+          <w:sz w:val="28"/>
+          <w:szCs w:val="28"/>
+          <w:u w:val="single"/>
+        </w:rPr>
+      </w:pPr>
+      <w:r>
+        <w:rPr>
+          <w:rFonts w:asciiTheme="minorEastAsia" w:hAnsiTheme="minorEastAsia" w:hint="eastAsia"/>
+          <w:b w:val="0"/>
+          <w:bCs w:val="0"/>
+          <w:i/>
+          <w:iCs/>
+          <w:kern w:val="0"/>
+          <w:sz w:val="28"/>
+          <w:szCs w:val="28"/>
+          <w:u w:val="single"/>
+        </w:rPr>
+        <w:t>科研项目与荣誉</w:t>
+      </w:r>
+      <w:r>
         <w:rPr>
           <w:rFonts w:asciiTheme="minorEastAsia" w:hAnsiTheme="minorEastAsia"/>
           <w:b w:val="0"/>
@@ -394,7 +526,8 @@
           <w:szCs w:val="28"/>
           <w:u w:val="single"/>
         </w:rPr>
-      </w:pPr>
+        <w:t>(Projects &amp; Awards</w:t>
+      </w:r>
       <w:r>
         <w:rPr>
           <w:rFonts w:asciiTheme="minorEastAsia" w:hAnsiTheme="minorEastAsia" w:hint="eastAsia"/>
@@ -407,99 +540,8 @@
           <w:szCs w:val="28"/>
           <w:u w:val="single"/>
         </w:rPr>
-        <w:t>研究方向Research</w:t>
-      </w:r>
-    </w:p>
-    <w:p>
-      <w:r>
-        <w:t> </w:t>
-      </w:r>
-      <w:r>
-        <w:t>（</w:t>
-      </w:r>
-      <w:r>
-        <w:t>1</w:t>
-      </w:r>
-      <w:r>
-        <w:t>）轨道交通车地无线传输规律以及信道</w:t>
-      </w:r>
-      <w:r>
-        <w:rPr>
-          <w:rFonts w:hint="eastAsia"/>
-        </w:rPr>
-        <w:t>建模</w:t>
-      </w:r>
-      <w:r>
-        <w:br/>
-        <w:t>  </w:t>
-      </w:r>
-      <w:r>
-        <w:t>（</w:t>
-      </w:r>
-      <w:r>
-        <w:t>2</w:t>
-      </w:r>
-      <w:r>
-        <w:t>）高可靠性的列车控制通信系统</w:t>
-      </w:r>
-      <w:r>
-        <w:br/>
-        <w:t>  </w:t>
-      </w:r>
-      <w:r>
-        <w:t>（</w:t>
-      </w:r>
-      <w:r>
-        <w:t>3</w:t>
-      </w:r>
-      <w:r>
-        <w:t>）限定空间</w:t>
-      </w:r>
-      <w:r>
-        <w:t>MIMO</w:t>
-      </w:r>
-      <w:r>
-        <w:t>毫米波传输特性研究</w:t>
-      </w:r>
-    </w:p>
-    <w:p>
-      <w:pPr>
-        <w:autoSpaceDE w:val="0"/>
-        <w:autoSpaceDN w:val="0"/>
-        <w:spacing w:line="360" w:lineRule="auto"/>
-        <w:rPr>
-          <w:rFonts w:ascii="宋体" w:hAnsi="宋体" w:cs="楷体" w:hint="eastAsia"/>
-          <w:kern w:val="0"/>
-          <w:sz w:val="24"/>
-          <w:szCs w:val="22"/>
-          <w:lang w:bidi="en-US"/>
-        </w:rPr>
-      </w:pPr>
-      <w:r>
-        <w:t>（</w:t>
-      </w:r>
-      <w:r>
-        <w:t>4</w:t>
-      </w:r>
-      <w:r>
-        <w:t>）轨道交通无线通信的信息安全</w:t>
-      </w:r>
-    </w:p>
-    <w:p>
-      <w:pPr>
-        <w:pStyle w:val="1"/>
-        <w:rPr>
-          <w:rFonts w:asciiTheme="minorEastAsia" w:hAnsiTheme="minorEastAsia"/>
-          <w:b w:val="0"/>
-          <w:bCs w:val="0"/>
-          <w:i/>
-          <w:iCs/>
-          <w:kern w:val="0"/>
-          <w:sz w:val="28"/>
-          <w:szCs w:val="28"/>
-          <w:u w:val="single"/>
-        </w:rPr>
-      </w:pPr>
+        <w:t>)</w:t>
+      </w:r>
       <w:r>
         <w:rPr>
           <w:rFonts w:asciiTheme="minorEastAsia" w:hAnsiTheme="minorEastAsia" w:hint="eastAsia"/>
@@ -512,23 +554,12 @@
           <w:szCs w:val="28"/>
           <w:u w:val="single"/>
         </w:rPr>
-        <w:t>科研项目与荣誉</w:t>
-      </w:r>
-      <w:r>
-        <w:rPr>
-          <w:rFonts w:asciiTheme="minorEastAsia" w:hAnsiTheme="minorEastAsia"/>
-          <w:b w:val="0"/>
-          <w:bCs w:val="0"/>
-          <w:i/>
-          <w:iCs/>
-          <w:kern w:val="0"/>
-          <w:sz w:val="28"/>
-          <w:szCs w:val="28"/>
-          <w:u w:val="single"/>
-        </w:rPr>
-        <w:t>(Projects &amp; Awards</w:t>
-      </w:r>
-      <w:r>
+        <w:t>：</w:t>
+      </w:r>
+    </w:p>
+    <w:p>
+      <w:pPr>
+        <w:pStyle w:val="2"/>
         <w:rPr>
           <w:rFonts w:asciiTheme="minorEastAsia" w:hAnsiTheme="minorEastAsia" w:hint="eastAsia"/>
           <w:b w:val="0"/>
@@ -540,8 +571,7 @@
           <w:szCs w:val="28"/>
           <w:u w:val="single"/>
         </w:rPr>
-        <w:t>)</w:t>
-      </w:r>
+      </w:pPr>
       <w:r>
         <w:rPr>
           <w:rFonts w:asciiTheme="minorEastAsia" w:hAnsiTheme="minorEastAsia" w:hint="eastAsia"/>
@@ -554,12 +584,9 @@
           <w:szCs w:val="28"/>
           <w:u w:val="single"/>
         </w:rPr>
-        <w:t>：</w:t>
-      </w:r>
-    </w:p>
-    <w:p>
-      <w:pPr>
-        <w:pStyle w:val="2"/>
+        <w:t>1、</w:t>
+      </w:r>
+      <w:r>
         <w:rPr>
           <w:rFonts w:asciiTheme="minorEastAsia" w:hAnsiTheme="minorEastAsia" w:hint="eastAsia"/>
           <w:b w:val="0"/>
@@ -571,7 +598,8 @@
           <w:szCs w:val="28"/>
           <w:u w:val="single"/>
         </w:rPr>
-      </w:pPr>
+        <w:t>近年来</w:t>
+      </w:r>
       <w:r>
         <w:rPr>
           <w:rFonts w:asciiTheme="minorEastAsia" w:hAnsiTheme="minorEastAsia" w:hint="eastAsia"/>
@@ -584,7 +612,7 @@
           <w:szCs w:val="28"/>
           <w:u w:val="single"/>
         </w:rPr>
-        <w:t>1</w:t>
+        <w:t>基金</w:t>
       </w:r>
       <w:r>
         <w:rPr>
@@ -598,9 +626,1429 @@
           <w:szCs w:val="28"/>
           <w:u w:val="single"/>
         </w:rPr>
-        <w:t>、</w:t>
-      </w:r>
-      <w:r>
+        <w:t>项目：</w:t>
+      </w:r>
+    </w:p>
+    <w:p>
+      <w:pPr>
+        <w:spacing w:line="276" w:lineRule="auto"/>
+        <w:ind w:left="1260" w:hangingChars="600" w:hanging="1260"/>
+        <w:rPr>
+          <w:rFonts w:ascii="Calibri" w:hAnsi="Calibri" w:cs="Calibri"/>
+          <w:szCs w:val="22"/>
+        </w:rPr>
+      </w:pPr>
+      <w:r>
+        <w:rPr>
+          <w:rFonts w:ascii="Calibri" w:hAnsi="Calibri" w:cs="Calibri"/>
+          <w:szCs w:val="22"/>
+        </w:rPr>
+        <w:t>2009</w:t>
+      </w:r>
+      <w:r>
+        <w:rPr>
+          <w:rFonts w:ascii="Calibri" w:hAnsi="Calibri" w:cs="Calibri" w:hint="eastAsia"/>
+          <w:szCs w:val="22"/>
+        </w:rPr>
+        <w:t>－</w:t>
+      </w:r>
+      <w:r>
+        <w:rPr>
+          <w:rFonts w:ascii="Calibri" w:hAnsi="Calibri" w:cs="Calibri"/>
+          <w:szCs w:val="22"/>
+        </w:rPr>
+        <w:t>2010</w:t>
+      </w:r>
+      <w:r>
+        <w:rPr>
+          <w:rFonts w:ascii="Calibri" w:hAnsi="Calibri" w:cs="Calibri" w:hint="eastAsia"/>
+          <w:szCs w:val="22"/>
+        </w:rPr>
+        <w:t xml:space="preserve"> </w:t>
+      </w:r>
+      <w:r>
+        <w:rPr>
+          <w:rFonts w:ascii="Calibri" w:hAnsi="Calibri" w:cs="Calibri"/>
+          <w:szCs w:val="22"/>
+        </w:rPr>
+        <w:t>“</w:t>
+      </w:r>
+      <w:r>
+        <w:rPr>
+          <w:rFonts w:ascii="Calibri" w:hAnsi="Calibri" w:cs="Calibri" w:hint="eastAsia"/>
+          <w:szCs w:val="22"/>
+        </w:rPr>
+        <w:t>十一五</w:t>
+      </w:r>
+      <w:r>
+        <w:rPr>
+          <w:rFonts w:ascii="Calibri" w:hAnsi="Calibri" w:cs="Calibri"/>
+          <w:szCs w:val="22"/>
+        </w:rPr>
+        <w:t>”</w:t>
+      </w:r>
+      <w:r>
+        <w:rPr>
+          <w:rFonts w:ascii="Calibri" w:hAnsi="Calibri" w:cs="Calibri" w:hint="eastAsia"/>
+          <w:szCs w:val="22"/>
+        </w:rPr>
+        <w:t>国家科技支撑计划高速磁浮交通系统总体性能指标评估及各子系统技术参数测试、试验研究子课题</w:t>
+      </w:r>
+      <w:r>
+        <w:rPr>
+          <w:rFonts w:ascii="Calibri" w:hAnsi="Calibri" w:cs="Calibri"/>
+          <w:szCs w:val="22"/>
+        </w:rPr>
+        <w:t>(115-06-YK-018)</w:t>
+      </w:r>
+      <w:r>
+        <w:rPr>
+          <w:rFonts w:ascii="Calibri" w:hAnsi="Calibri" w:cs="Calibri" w:hint="eastAsia"/>
+          <w:szCs w:val="22"/>
+        </w:rPr>
+        <w:t>，高速磁浮毫米波在隧道和穹隆</w:t>
+      </w:r>
+      <w:r>
+        <w:rPr>
+          <w:rFonts w:ascii="Calibri" w:hAnsi="Calibri" w:cs="Calibri" w:hint="eastAsia"/>
+          <w:szCs w:val="22"/>
+        </w:rPr>
+        <w:lastRenderedPageBreak/>
+        <w:t>站台内通信的系统性能仿真</w:t>
+      </w:r>
+    </w:p>
+    <w:p>
+      <w:pPr>
+        <w:spacing w:line="276" w:lineRule="auto"/>
+        <w:ind w:left="1260" w:hangingChars="600" w:hanging="1260"/>
+        <w:rPr>
+          <w:rFonts w:ascii="Calibri" w:hAnsi="Calibri" w:cs="Calibri"/>
+          <w:szCs w:val="22"/>
+        </w:rPr>
+      </w:pPr>
+      <w:r>
+        <w:rPr>
+          <w:rFonts w:ascii="Calibri" w:hAnsi="Calibri" w:cs="Calibri"/>
+          <w:szCs w:val="22"/>
+        </w:rPr>
+        <w:t>2009</w:t>
+      </w:r>
+      <w:r>
+        <w:rPr>
+          <w:rFonts w:ascii="Calibri" w:hAnsi="Calibri" w:cs="Calibri" w:hint="eastAsia"/>
+          <w:szCs w:val="22"/>
+        </w:rPr>
+        <w:t>－</w:t>
+      </w:r>
+      <w:r>
+        <w:rPr>
+          <w:rFonts w:ascii="Calibri" w:hAnsi="Calibri" w:cs="Calibri"/>
+          <w:szCs w:val="22"/>
+        </w:rPr>
+        <w:t>2010</w:t>
+      </w:r>
+      <w:r>
+        <w:rPr>
+          <w:rFonts w:ascii="Calibri" w:hAnsi="Calibri" w:cs="Calibri" w:hint="eastAsia"/>
+          <w:szCs w:val="22"/>
+        </w:rPr>
+        <w:t xml:space="preserve"> </w:t>
+      </w:r>
+      <w:r>
+        <w:rPr>
+          <w:rFonts w:ascii="Calibri" w:hAnsi="Calibri" w:cs="Calibri"/>
+          <w:szCs w:val="22"/>
+        </w:rPr>
+        <w:t>“</w:t>
+      </w:r>
+      <w:r>
+        <w:rPr>
+          <w:rFonts w:ascii="Calibri" w:hAnsi="Calibri" w:cs="Calibri" w:hint="eastAsia"/>
+          <w:szCs w:val="22"/>
+        </w:rPr>
+        <w:t>十一五</w:t>
+      </w:r>
+      <w:r>
+        <w:rPr>
+          <w:rFonts w:ascii="Calibri" w:hAnsi="Calibri" w:cs="Calibri"/>
+          <w:szCs w:val="22"/>
+        </w:rPr>
+        <w:t>”</w:t>
+      </w:r>
+      <w:r>
+        <w:rPr>
+          <w:rFonts w:ascii="Calibri" w:hAnsi="Calibri" w:cs="Calibri" w:hint="eastAsia"/>
+          <w:szCs w:val="22"/>
+        </w:rPr>
+        <w:t>国家科技支撑计划高速磁浮交通系统关键技术攻关与创新研究子课题</w:t>
+      </w:r>
+      <w:r>
+        <w:rPr>
+          <w:rFonts w:ascii="Calibri" w:hAnsi="Calibri" w:cs="Calibri"/>
+          <w:szCs w:val="22"/>
+        </w:rPr>
+        <w:t>(115</w:t>
+      </w:r>
+      <w:r>
+        <w:rPr>
+          <w:rFonts w:ascii="Calibri" w:hAnsi="Calibri" w:cs="Calibri" w:hint="eastAsia"/>
+          <w:szCs w:val="22"/>
+        </w:rPr>
+        <w:t>－</w:t>
+      </w:r>
+      <w:r>
+        <w:rPr>
+          <w:rFonts w:ascii="Calibri" w:hAnsi="Calibri" w:cs="Calibri"/>
+          <w:szCs w:val="22"/>
+        </w:rPr>
+        <w:t>04</w:t>
+      </w:r>
+      <w:r>
+        <w:rPr>
+          <w:rFonts w:ascii="Calibri" w:hAnsi="Calibri" w:cs="Calibri" w:hint="eastAsia"/>
+          <w:szCs w:val="22"/>
+        </w:rPr>
+        <w:t>－</w:t>
+      </w:r>
+      <w:r>
+        <w:rPr>
+          <w:rFonts w:ascii="Calibri" w:hAnsi="Calibri" w:cs="Calibri"/>
+          <w:szCs w:val="22"/>
+        </w:rPr>
+        <w:t>YK-031)</w:t>
+      </w:r>
+      <w:r>
+        <w:rPr>
+          <w:rFonts w:ascii="Calibri" w:hAnsi="Calibri" w:cs="Calibri" w:hint="eastAsia"/>
+          <w:szCs w:val="22"/>
+        </w:rPr>
+        <w:t>，磁浮无线电系统场强测试技术研究</w:t>
+      </w:r>
+    </w:p>
+    <w:p>
+      <w:pPr>
+        <w:spacing w:line="276" w:lineRule="auto"/>
+        <w:ind w:left="1260" w:hangingChars="600" w:hanging="1260"/>
+        <w:rPr>
+          <w:rFonts w:ascii="Calibri" w:hAnsi="Calibri" w:cs="Calibri"/>
+          <w:szCs w:val="22"/>
+        </w:rPr>
+      </w:pPr>
+      <w:r>
+        <w:rPr>
+          <w:rFonts w:ascii="Calibri" w:hAnsi="Calibri" w:cs="Calibri"/>
+          <w:szCs w:val="22"/>
+        </w:rPr>
+        <w:t>2009</w:t>
+      </w:r>
+      <w:r>
+        <w:rPr>
+          <w:rFonts w:ascii="Calibri" w:hAnsi="Calibri" w:cs="Calibri" w:hint="eastAsia"/>
+          <w:szCs w:val="22"/>
+        </w:rPr>
+        <w:t>－</w:t>
+      </w:r>
+      <w:r>
+        <w:rPr>
+          <w:rFonts w:ascii="Calibri" w:hAnsi="Calibri" w:cs="Calibri"/>
+          <w:szCs w:val="22"/>
+        </w:rPr>
+        <w:t>2011</w:t>
+      </w:r>
+      <w:r>
+        <w:rPr>
+          <w:rFonts w:ascii="Calibri" w:hAnsi="Calibri" w:cs="Calibri" w:hint="eastAsia"/>
+          <w:szCs w:val="22"/>
+        </w:rPr>
+        <w:t>国家自然科学基金面上项目（</w:t>
+      </w:r>
+      <w:r>
+        <w:rPr>
+          <w:rFonts w:ascii="Calibri" w:hAnsi="Calibri" w:cs="Calibri"/>
+          <w:szCs w:val="22"/>
+        </w:rPr>
+        <w:t>60872021</w:t>
+      </w:r>
+      <w:r>
+        <w:rPr>
+          <w:rFonts w:ascii="Calibri" w:hAnsi="Calibri" w:cs="Calibri" w:hint="eastAsia"/>
+          <w:szCs w:val="22"/>
+        </w:rPr>
+        <w:t>），基于甚小线性调频的超窄带高速无线通信关键技术研究</w:t>
+      </w:r>
+      <w:r>
+        <w:rPr>
+          <w:rFonts w:ascii="Calibri" w:hAnsi="Calibri" w:cs="Calibri" w:hint="eastAsia"/>
+          <w:szCs w:val="22"/>
+        </w:rPr>
+        <w:t xml:space="preserve"> </w:t>
+      </w:r>
+    </w:p>
+    <w:p>
+      <w:pPr>
+        <w:spacing w:line="276" w:lineRule="auto"/>
+        <w:ind w:left="1260" w:hangingChars="600" w:hanging="1260"/>
+        <w:rPr>
+          <w:rFonts w:ascii="Calibri" w:hAnsi="Calibri" w:cs="Calibri"/>
+          <w:szCs w:val="22"/>
+        </w:rPr>
+      </w:pPr>
+      <w:r>
+        <w:rPr>
+          <w:rFonts w:ascii="Calibri" w:hAnsi="Calibri" w:cs="Calibri"/>
+          <w:szCs w:val="22"/>
+        </w:rPr>
+        <w:t>2010</w:t>
+      </w:r>
+      <w:r>
+        <w:rPr>
+          <w:rFonts w:ascii="Calibri" w:hAnsi="Calibri" w:cs="Calibri" w:hint="eastAsia"/>
+          <w:szCs w:val="22"/>
+        </w:rPr>
+        <w:t>－</w:t>
+      </w:r>
+      <w:r>
+        <w:rPr>
+          <w:rFonts w:ascii="Calibri" w:hAnsi="Calibri" w:cs="Calibri"/>
+          <w:szCs w:val="22"/>
+        </w:rPr>
+        <w:t>2011</w:t>
+      </w:r>
+      <w:r>
+        <w:rPr>
+          <w:rFonts w:ascii="Calibri" w:hAnsi="Calibri" w:cs="Calibri" w:hint="eastAsia"/>
+          <w:szCs w:val="22"/>
+        </w:rPr>
+        <w:t>科技部科技人员服务企业行动项目</w:t>
+      </w:r>
+      <w:r>
+        <w:rPr>
+          <w:rFonts w:ascii="Calibri" w:hAnsi="Calibri" w:cs="Calibri"/>
+          <w:szCs w:val="22"/>
+        </w:rPr>
+        <w:t>(</w:t>
+      </w:r>
+      <w:r>
+        <w:rPr>
+          <w:rFonts w:ascii="Calibri" w:hAnsi="Calibri" w:cs="Calibri" w:hint="eastAsia"/>
+          <w:szCs w:val="22"/>
+        </w:rPr>
+        <w:t>2009GJC00045)</w:t>
+      </w:r>
+      <w:r>
+        <w:rPr>
+          <w:rFonts w:ascii="Calibri" w:hAnsi="Calibri" w:cs="Calibri" w:hint="eastAsia"/>
+          <w:szCs w:val="22"/>
+        </w:rPr>
+        <w:t>轨道交通无线通信测试平台，</w:t>
+      </w:r>
+      <w:r>
+        <w:rPr>
+          <w:rFonts w:ascii="Calibri" w:hAnsi="Calibri" w:cs="Calibri"/>
+          <w:szCs w:val="22"/>
+        </w:rPr>
+        <w:t xml:space="preserve"> </w:t>
+      </w:r>
+    </w:p>
+    <w:p>
+      <w:pPr>
+        <w:spacing w:line="276" w:lineRule="auto"/>
+        <w:ind w:left="1260" w:hangingChars="600" w:hanging="1260"/>
+        <w:rPr>
+          <w:rFonts w:ascii="Calibri" w:hAnsi="Calibri" w:cs="Calibri"/>
+          <w:szCs w:val="22"/>
+        </w:rPr>
+      </w:pPr>
+      <w:r>
+        <w:rPr>
+          <w:rFonts w:ascii="Calibri" w:hAnsi="Calibri" w:cs="Calibri" w:hint="eastAsia"/>
+          <w:szCs w:val="22"/>
+        </w:rPr>
+        <w:t>2008</w:t>
+      </w:r>
+      <w:r>
+        <w:rPr>
+          <w:rFonts w:ascii="Calibri" w:hAnsi="Calibri" w:cs="Calibri" w:hint="eastAsia"/>
+          <w:szCs w:val="22"/>
+        </w:rPr>
+        <w:t>－</w:t>
+      </w:r>
+      <w:r>
+        <w:rPr>
+          <w:rFonts w:ascii="Calibri" w:hAnsi="Calibri" w:cs="Calibri" w:hint="eastAsia"/>
+          <w:szCs w:val="22"/>
+        </w:rPr>
+        <w:t>2009</w:t>
+      </w:r>
+      <w:r>
+        <w:rPr>
+          <w:rFonts w:ascii="宋体" w:hAnsi="宋体" w:hint="eastAsia"/>
+          <w:szCs w:val="21"/>
+        </w:rPr>
+        <w:t>上海国际合作白玉兰基金项目(2008B050)</w:t>
+      </w:r>
+      <w:r>
+        <w:rPr>
+          <w:rFonts w:ascii="宋体" w:hAnsi="宋体"/>
+          <w:szCs w:val="21"/>
+        </w:rPr>
+        <w:t xml:space="preserve"> </w:t>
+      </w:r>
+      <w:r>
+        <w:rPr>
+          <w:rFonts w:ascii="宋体" w:hAnsi="宋体" w:hint="eastAsia"/>
+          <w:szCs w:val="21"/>
+        </w:rPr>
+        <w:t>城市轨道交通车地无线电通信技术合作研究（美国密西根大学）</w:t>
+      </w:r>
+    </w:p>
+    <w:p>
+      <w:pPr>
+        <w:spacing w:line="276" w:lineRule="auto"/>
+        <w:ind w:left="1260" w:hangingChars="600" w:hanging="1260"/>
+      </w:pPr>
+      <w:r>
+        <w:rPr>
+          <w:rFonts w:ascii="Calibri" w:hAnsi="Calibri" w:cs="Calibri"/>
+          <w:szCs w:val="22"/>
+        </w:rPr>
+        <w:t>20</w:t>
+      </w:r>
+      <w:r>
+        <w:rPr>
+          <w:rFonts w:ascii="Calibri" w:hAnsi="Calibri" w:cs="Calibri" w:hint="eastAsia"/>
+          <w:szCs w:val="22"/>
+        </w:rPr>
+        <w:t>12</w:t>
+      </w:r>
+      <w:r>
+        <w:rPr>
+          <w:rFonts w:ascii="Calibri" w:hAnsi="Calibri" w:cs="Calibri" w:hint="eastAsia"/>
+          <w:szCs w:val="22"/>
+        </w:rPr>
+        <w:t>－</w:t>
+      </w:r>
+      <w:r>
+        <w:rPr>
+          <w:rFonts w:ascii="Calibri" w:hAnsi="Calibri" w:cs="Calibri"/>
+          <w:szCs w:val="22"/>
+        </w:rPr>
+        <w:t>201</w:t>
+      </w:r>
+      <w:r>
+        <w:rPr>
+          <w:rFonts w:ascii="Calibri" w:hAnsi="Calibri" w:cs="Calibri" w:hint="eastAsia"/>
+          <w:szCs w:val="22"/>
+        </w:rPr>
+        <w:t>5</w:t>
+      </w:r>
+      <w:r>
+        <w:rPr>
+          <w:rFonts w:ascii="Calibri" w:hAnsi="Calibri" w:cs="Calibri" w:hint="eastAsia"/>
+          <w:szCs w:val="22"/>
+        </w:rPr>
+        <w:t>国家自然科学基金面上项目（</w:t>
+      </w:r>
+      <w:r>
+        <w:rPr>
+          <w:rFonts w:ascii="Calibri" w:hAnsi="Calibri" w:cs="Calibri"/>
+          <w:szCs w:val="22"/>
+        </w:rPr>
+        <w:t>61171086</w:t>
+      </w:r>
+      <w:r>
+        <w:rPr>
+          <w:rFonts w:ascii="Calibri" w:hAnsi="Calibri" w:cs="Calibri" w:hint="eastAsia"/>
+          <w:szCs w:val="22"/>
+        </w:rPr>
+        <w:t>）</w:t>
+      </w:r>
+      <w:r>
+        <w:rPr>
+          <w:rFonts w:hint="eastAsia"/>
+        </w:rPr>
+        <w:t xml:space="preserve"> </w:t>
+      </w:r>
+      <w:r>
+        <w:t>隧道内微波毫米波信号无线传输的建模与实时仿真理论</w:t>
+      </w:r>
+    </w:p>
+    <w:p>
+      <w:pPr>
+        <w:spacing w:line="276" w:lineRule="auto"/>
+        <w:ind w:left="1260" w:hangingChars="600" w:hanging="1260"/>
+      </w:pPr>
+      <w:r>
+        <w:rPr>
+          <w:rFonts w:ascii="Calibri" w:hAnsi="Calibri" w:cs="Calibri"/>
+          <w:szCs w:val="22"/>
+        </w:rPr>
+        <w:t>20</w:t>
+      </w:r>
+      <w:r>
+        <w:rPr>
+          <w:rFonts w:ascii="Calibri" w:hAnsi="Calibri" w:cs="Calibri" w:hint="eastAsia"/>
+          <w:szCs w:val="22"/>
+        </w:rPr>
+        <w:t>12</w:t>
+      </w:r>
+      <w:r>
+        <w:rPr>
+          <w:rFonts w:ascii="Calibri" w:hAnsi="Calibri" w:cs="Calibri" w:hint="eastAsia"/>
+          <w:szCs w:val="22"/>
+        </w:rPr>
+        <w:t>－</w:t>
+      </w:r>
+      <w:r>
+        <w:rPr>
+          <w:rFonts w:ascii="Calibri" w:hAnsi="Calibri" w:cs="Calibri"/>
+          <w:szCs w:val="22"/>
+        </w:rPr>
+        <w:t>201</w:t>
+      </w:r>
+      <w:r>
+        <w:rPr>
+          <w:rFonts w:ascii="Calibri" w:hAnsi="Calibri" w:cs="Calibri" w:hint="eastAsia"/>
+          <w:szCs w:val="22"/>
+        </w:rPr>
+        <w:t>6</w:t>
+      </w:r>
+      <w:r>
+        <w:rPr>
+          <w:rFonts w:ascii="Calibri" w:hAnsi="Calibri" w:cs="Calibri" w:hint="eastAsia"/>
+          <w:szCs w:val="22"/>
+        </w:rPr>
+        <w:t>负责国家自然科学基金重点项目（</w:t>
+      </w:r>
+      <w:r>
+        <w:rPr>
+          <w:rFonts w:ascii="Calibri" w:hAnsi="Calibri" w:cs="Calibri"/>
+          <w:szCs w:val="22"/>
+        </w:rPr>
+        <w:t>61132003</w:t>
+      </w:r>
+      <w:r>
+        <w:rPr>
+          <w:rFonts w:ascii="Calibri" w:hAnsi="Calibri" w:cs="Calibri" w:hint="eastAsia"/>
+          <w:szCs w:val="22"/>
+        </w:rPr>
+        <w:t>）</w:t>
+      </w:r>
+      <w:r>
+        <w:t xml:space="preserve"> </w:t>
+      </w:r>
+      <w:r>
+        <w:t>面向地下轨道交通的无线信道模型构建与应用</w:t>
+      </w:r>
+    </w:p>
+    <w:p>
+      <w:pPr>
+        <w:spacing w:line="276" w:lineRule="auto"/>
+        <w:ind w:left="1260" w:hangingChars="600" w:hanging="1260"/>
+        <w:rPr>
+          <w:rFonts w:cs="Arial"/>
+          <w:color w:val="000000"/>
+          <w:szCs w:val="28"/>
+        </w:rPr>
+      </w:pPr>
+      <w:r>
+        <w:rPr>
+          <w:rFonts w:hint="eastAsia"/>
+        </w:rPr>
+        <w:t>2013</w:t>
+      </w:r>
+      <w:r>
+        <w:rPr>
+          <w:rFonts w:hint="eastAsia"/>
+        </w:rPr>
+        <w:t>－</w:t>
+      </w:r>
+      <w:r>
+        <w:rPr>
+          <w:rFonts w:hint="eastAsia"/>
+        </w:rPr>
+        <w:t>2015</w:t>
+      </w:r>
+      <w:r>
+        <w:rPr>
+          <w:rFonts w:cs="Arial" w:hint="eastAsia"/>
+          <w:color w:val="000000"/>
+          <w:szCs w:val="28"/>
+        </w:rPr>
+        <w:t xml:space="preserve"> </w:t>
+      </w:r>
+      <w:r>
+        <w:rPr>
+          <w:rFonts w:cs="Arial" w:hint="eastAsia"/>
+          <w:color w:val="000000"/>
+          <w:szCs w:val="28"/>
+        </w:rPr>
+        <w:t>上海市科委重大项目（</w:t>
+      </w:r>
+      <w:r>
+        <w:rPr>
+          <w:rFonts w:ascii="Arial" w:hAnsi="Arial" w:cs="Arial"/>
+          <w:color w:val="000000"/>
+          <w:sz w:val="20"/>
+          <w:szCs w:val="20"/>
+        </w:rPr>
+        <w:t>1351150300</w:t>
+      </w:r>
+      <w:r>
+        <w:rPr>
+          <w:rFonts w:ascii="Arial" w:hAnsi="Arial" w:cs="Arial" w:hint="eastAsia"/>
+          <w:color w:val="000000"/>
+          <w:sz w:val="20"/>
+          <w:szCs w:val="20"/>
+        </w:rPr>
+        <w:t>3</w:t>
+      </w:r>
+      <w:r>
+        <w:rPr>
+          <w:rFonts w:ascii="Arial" w:hAnsi="Arial" w:cs="Arial"/>
+          <w:color w:val="000000"/>
+          <w:sz w:val="20"/>
+          <w:szCs w:val="20"/>
+        </w:rPr>
+        <w:t>）</w:t>
+      </w:r>
+      <w:r>
+        <w:rPr>
+          <w:rFonts w:cs="Arial" w:hint="eastAsia"/>
+          <w:color w:val="000000"/>
+          <w:szCs w:val="28"/>
+        </w:rPr>
+        <w:t>CBTC</w:t>
+      </w:r>
+      <w:r>
+        <w:rPr>
+          <w:rFonts w:cs="Arial" w:hint="eastAsia"/>
+          <w:color w:val="000000"/>
+          <w:szCs w:val="28"/>
+        </w:rPr>
+        <w:t>无线通信系统抗干扰测试及综合技术研究</w:t>
+      </w:r>
+    </w:p>
+    <w:p>
+      <w:pPr>
+        <w:spacing w:line="276" w:lineRule="auto"/>
+        <w:ind w:left="1260" w:hangingChars="600" w:hanging="1260"/>
+        <w:rPr>
+          <w:rFonts w:cs="Arial"/>
+          <w:color w:val="000000"/>
+          <w:szCs w:val="28"/>
+        </w:rPr>
+      </w:pPr>
+      <w:r>
+        <w:rPr>
+          <w:rFonts w:cs="Arial" w:hint="eastAsia"/>
+          <w:color w:val="000000"/>
+          <w:szCs w:val="28"/>
+        </w:rPr>
+        <w:t>2011</w:t>
+      </w:r>
+      <w:r>
+        <w:rPr>
+          <w:rFonts w:cs="Arial" w:hint="eastAsia"/>
+          <w:color w:val="000000"/>
+          <w:szCs w:val="28"/>
+        </w:rPr>
+        <w:t>年上海申通集团</w:t>
+      </w:r>
+      <w:r>
+        <w:rPr>
+          <w:rFonts w:cs="Arial" w:hint="eastAsia"/>
+          <w:color w:val="000000"/>
+          <w:szCs w:val="28"/>
+        </w:rPr>
+        <w:t xml:space="preserve"> CBTC</w:t>
+      </w:r>
+      <w:r>
+        <w:rPr>
+          <w:rFonts w:cs="Arial" w:hint="eastAsia"/>
+          <w:color w:val="000000"/>
+          <w:szCs w:val="28"/>
+        </w:rPr>
+        <w:t>无线通信方式与相关技术研究</w:t>
+      </w:r>
+      <w:r>
+        <w:rPr>
+          <w:rFonts w:cs="Arial" w:hint="eastAsia"/>
+          <w:color w:val="000000"/>
+          <w:szCs w:val="28"/>
+        </w:rPr>
+        <w:t>,</w:t>
+      </w:r>
+      <w:r>
+        <w:rPr>
+          <w:rFonts w:cs="Arial" w:hint="eastAsia"/>
+          <w:color w:val="000000"/>
+          <w:szCs w:val="28"/>
+        </w:rPr>
+        <w:t>无线通信技术，对抗</w:t>
+      </w:r>
+      <w:proofErr w:type="spellStart"/>
+      <w:r>
+        <w:rPr>
+          <w:rFonts w:cs="Arial"/>
+          <w:color w:val="000000"/>
+          <w:szCs w:val="28"/>
+        </w:rPr>
+        <w:t>wifi</w:t>
+      </w:r>
+      <w:proofErr w:type="spellEnd"/>
+      <w:r>
+        <w:rPr>
+          <w:rFonts w:cs="Arial" w:hint="eastAsia"/>
+          <w:color w:val="000000"/>
+          <w:szCs w:val="28"/>
+        </w:rPr>
+        <w:t>干扰。</w:t>
+      </w:r>
+    </w:p>
+    <w:p>
+      <w:pPr>
+        <w:spacing w:line="276" w:lineRule="auto"/>
+        <w:ind w:left="1260" w:hangingChars="600" w:hanging="1260"/>
+        <w:rPr>
+          <w:rFonts w:cs="Arial"/>
+          <w:color w:val="000000"/>
+          <w:szCs w:val="28"/>
+        </w:rPr>
+      </w:pPr>
+      <w:r>
+        <w:rPr>
+          <w:rFonts w:cs="Arial" w:hint="eastAsia"/>
+          <w:color w:val="000000"/>
+          <w:szCs w:val="28"/>
+        </w:rPr>
+        <w:t>2012</w:t>
+      </w:r>
+      <w:r>
+        <w:rPr>
+          <w:rFonts w:cs="Arial" w:hint="eastAsia"/>
+          <w:color w:val="000000"/>
+          <w:szCs w:val="28"/>
+        </w:rPr>
+        <w:t>年上海申通集团轨道交通网络通信系统检测技术研究</w:t>
+      </w:r>
+      <w:r>
+        <w:rPr>
+          <w:rFonts w:cs="Arial" w:hint="eastAsia"/>
+          <w:color w:val="000000"/>
+          <w:szCs w:val="28"/>
+        </w:rPr>
+        <w:t>,</w:t>
+      </w:r>
+      <w:r>
+        <w:rPr>
+          <w:rFonts w:cs="Arial" w:hint="eastAsia"/>
+          <w:color w:val="000000"/>
+          <w:szCs w:val="28"/>
+        </w:rPr>
+        <w:t>上海大学专用信道技术移植到申通地铁技术中心</w:t>
+      </w:r>
+      <w:r>
+        <w:rPr>
+          <w:rFonts w:cs="Arial" w:hint="eastAsia"/>
+          <w:color w:val="000000"/>
+          <w:szCs w:val="28"/>
+        </w:rPr>
+        <w:t>,</w:t>
+      </w:r>
+      <w:r>
+        <w:rPr>
+          <w:rFonts w:cs="Arial" w:hint="eastAsia"/>
+          <w:color w:val="000000"/>
+          <w:szCs w:val="28"/>
+        </w:rPr>
+        <w:t>完成市科委重点项目</w:t>
+      </w:r>
+      <w:r>
+        <w:rPr>
+          <w:rFonts w:cs="Arial" w:hint="eastAsia"/>
+          <w:color w:val="000000"/>
+          <w:szCs w:val="28"/>
+        </w:rPr>
+        <w:t>,</w:t>
+      </w:r>
+      <w:r>
+        <w:rPr>
+          <w:rFonts w:cs="Arial" w:hint="eastAsia"/>
+          <w:color w:val="000000"/>
+          <w:szCs w:val="28"/>
+        </w:rPr>
+        <w:t>开拓公司无线电通信测试业务。</w:t>
+      </w:r>
+    </w:p>
+    <w:p>
+      <w:pPr>
+        <w:spacing w:line="276" w:lineRule="auto"/>
+        <w:ind w:left="1260" w:hangingChars="600" w:hanging="1260"/>
+        <w:rPr>
+          <w:rFonts w:cs="Arial"/>
+          <w:color w:val="000000"/>
+          <w:szCs w:val="28"/>
+        </w:rPr>
+      </w:pPr>
+      <w:r>
+        <w:rPr>
+          <w:rFonts w:cs="Arial" w:hint="eastAsia"/>
+          <w:color w:val="000000"/>
+          <w:szCs w:val="28"/>
+        </w:rPr>
+        <w:t>2013</w:t>
+      </w:r>
+      <w:r>
+        <w:rPr>
+          <w:rFonts w:cs="Arial" w:hint="eastAsia"/>
+          <w:color w:val="000000"/>
+          <w:szCs w:val="28"/>
+        </w:rPr>
+        <w:t>年上海申通集团增强型</w:t>
+      </w:r>
+      <w:r>
+        <w:rPr>
+          <w:rFonts w:cs="Arial" w:hint="eastAsia"/>
+          <w:color w:val="000000"/>
+          <w:szCs w:val="28"/>
+        </w:rPr>
+        <w:t>CBTC</w:t>
+      </w:r>
+      <w:r>
+        <w:rPr>
+          <w:rFonts w:cs="Arial" w:hint="eastAsia"/>
+          <w:color w:val="000000"/>
+          <w:szCs w:val="28"/>
+        </w:rPr>
+        <w:t>系统</w:t>
+      </w:r>
+      <w:proofErr w:type="gramStart"/>
+      <w:r>
+        <w:rPr>
+          <w:rFonts w:cs="Arial" w:hint="eastAsia"/>
+          <w:color w:val="000000"/>
+          <w:szCs w:val="28"/>
+        </w:rPr>
+        <w:t>预研究</w:t>
+      </w:r>
+      <w:proofErr w:type="gramEnd"/>
+      <w:r>
+        <w:rPr>
+          <w:rFonts w:cs="Arial" w:hint="eastAsia"/>
+          <w:color w:val="000000"/>
+          <w:szCs w:val="28"/>
+        </w:rPr>
+        <w:t>,</w:t>
+      </w:r>
+      <w:r>
+        <w:rPr>
+          <w:rFonts w:cs="Arial" w:hint="eastAsia"/>
+          <w:color w:val="000000"/>
+          <w:szCs w:val="28"/>
+        </w:rPr>
+        <w:t>研究</w:t>
+      </w:r>
+      <w:r>
+        <w:rPr>
+          <w:rFonts w:cs="Arial"/>
+          <w:color w:val="000000"/>
+          <w:szCs w:val="28"/>
+        </w:rPr>
+        <w:t>CBTC</w:t>
+      </w:r>
+      <w:r>
+        <w:rPr>
+          <w:rFonts w:cs="Arial" w:hint="eastAsia"/>
+          <w:color w:val="000000"/>
+          <w:szCs w:val="28"/>
+        </w:rPr>
+        <w:t>新型无线通信技术。</w:t>
+      </w:r>
+    </w:p>
+    <w:p>
+      <w:pPr>
+        <w:spacing w:line="276" w:lineRule="auto"/>
+        <w:ind w:left="1260" w:hangingChars="600" w:hanging="1260"/>
+        <w:rPr>
+          <w:rFonts w:cs="Arial"/>
+          <w:color w:val="000000"/>
+          <w:szCs w:val="28"/>
+        </w:rPr>
+      </w:pPr>
+      <w:r>
+        <w:rPr>
+          <w:rFonts w:cs="Arial" w:hint="eastAsia"/>
+          <w:color w:val="000000"/>
+          <w:szCs w:val="28"/>
+        </w:rPr>
+        <w:t>2013</w:t>
+      </w:r>
+      <w:r>
+        <w:rPr>
+          <w:rFonts w:cs="Arial" w:hint="eastAsia"/>
+          <w:color w:val="000000"/>
+          <w:szCs w:val="28"/>
+        </w:rPr>
+        <w:t>年上海申通集团</w:t>
+      </w:r>
+      <w:r>
+        <w:rPr>
+          <w:rFonts w:cs="Arial" w:hint="eastAsia"/>
+          <w:color w:val="000000"/>
+          <w:szCs w:val="28"/>
+        </w:rPr>
+        <w:t>CBTC</w:t>
+      </w:r>
+      <w:r>
+        <w:rPr>
+          <w:rFonts w:cs="Arial" w:hint="eastAsia"/>
+          <w:color w:val="000000"/>
+          <w:szCs w:val="28"/>
+        </w:rPr>
+        <w:t>系统改进研究</w:t>
+      </w:r>
+      <w:r>
+        <w:rPr>
+          <w:rFonts w:cs="Arial" w:hint="eastAsia"/>
+          <w:color w:val="000000"/>
+          <w:szCs w:val="28"/>
+        </w:rPr>
+        <w:t>,</w:t>
+      </w:r>
+      <w:r>
+        <w:rPr>
+          <w:rFonts w:cs="Arial" w:hint="eastAsia"/>
+          <w:color w:val="000000"/>
+          <w:szCs w:val="28"/>
+        </w:rPr>
+        <w:t>研究原有系统改造技术。</w:t>
+      </w:r>
+    </w:p>
+    <w:p>
+      <w:pPr>
+        <w:spacing w:line="276" w:lineRule="auto"/>
+        <w:ind w:left="1260" w:hangingChars="600" w:hanging="1260"/>
+        <w:rPr>
+          <w:rFonts w:cs="Arial"/>
+          <w:color w:val="000000"/>
+          <w:szCs w:val="28"/>
+        </w:rPr>
+      </w:pPr>
+      <w:bookmarkStart w:id="0" w:name="OLE_LINK2"/>
+      <w:bookmarkStart w:id="1" w:name="OLE_LINK1"/>
+      <w:r>
+        <w:rPr>
+          <w:rFonts w:cs="Arial" w:hint="eastAsia"/>
+          <w:color w:val="000000"/>
+          <w:szCs w:val="28"/>
+        </w:rPr>
+        <w:t>2015</w:t>
+      </w:r>
+      <w:r>
+        <w:rPr>
+          <w:rFonts w:cs="Arial" w:hint="eastAsia"/>
+          <w:color w:val="000000"/>
+          <w:szCs w:val="28"/>
+        </w:rPr>
+        <w:t>—</w:t>
+      </w:r>
+      <w:r>
+        <w:rPr>
+          <w:rFonts w:cs="Arial" w:hint="eastAsia"/>
+          <w:color w:val="000000"/>
+          <w:szCs w:val="28"/>
+        </w:rPr>
+        <w:t xml:space="preserve">2017 </w:t>
+      </w:r>
+      <w:r>
+        <w:rPr>
+          <w:rFonts w:cs="Arial" w:hint="eastAsia"/>
+          <w:color w:val="000000"/>
+          <w:szCs w:val="28"/>
+        </w:rPr>
+        <w:t>上海市科委重大项目（</w:t>
+      </w:r>
+      <w:r>
+        <w:t>15511107203</w:t>
+      </w:r>
+      <w:r>
+        <w:rPr>
+          <w:rFonts w:cs="Arial" w:hint="eastAsia"/>
+          <w:color w:val="000000"/>
+          <w:szCs w:val="28"/>
+        </w:rPr>
+        <w:t>），城市轨道交通智能行车监控系统信息安全关键技术研究。</w:t>
+      </w:r>
+    </w:p>
+    <w:p>
+      <w:pPr>
+        <w:spacing w:line="276" w:lineRule="auto"/>
+        <w:ind w:left="1260" w:hangingChars="600" w:hanging="1260"/>
+        <w:rPr>
+          <w:rFonts w:cs="Arial"/>
+          <w:color w:val="000000"/>
+          <w:szCs w:val="28"/>
+        </w:rPr>
+      </w:pPr>
+      <w:r>
+        <w:rPr>
+          <w:rFonts w:cs="Arial" w:hint="eastAsia"/>
+          <w:color w:val="000000"/>
+          <w:szCs w:val="28"/>
+        </w:rPr>
+        <w:t>2015</w:t>
+      </w:r>
+      <w:r>
+        <w:rPr>
+          <w:rFonts w:cs="Arial" w:hint="eastAsia"/>
+          <w:color w:val="000000"/>
+          <w:szCs w:val="28"/>
+        </w:rPr>
+        <w:t>—</w:t>
+      </w:r>
+      <w:r>
+        <w:rPr>
+          <w:rFonts w:cs="Arial" w:hint="eastAsia"/>
+          <w:color w:val="000000"/>
+          <w:szCs w:val="28"/>
+        </w:rPr>
+        <w:t>2017</w:t>
+      </w:r>
+      <w:r>
+        <w:rPr>
+          <w:rFonts w:cs="Arial" w:hint="eastAsia"/>
+          <w:color w:val="000000"/>
+          <w:szCs w:val="28"/>
+        </w:rPr>
+        <w:t>上海张江国家自主创新示范区专项发展资金重点项目</w:t>
+      </w:r>
+      <w:r>
+        <w:rPr>
+          <w:rFonts w:cs="Arial" w:hint="eastAsia"/>
+          <w:color w:val="000000"/>
+          <w:szCs w:val="28"/>
+        </w:rPr>
+        <w:t>(</w:t>
+      </w:r>
+      <w:r>
+        <w:rPr>
+          <w:rFonts w:cs="Arial"/>
+          <w:color w:val="000000"/>
+          <w:szCs w:val="28"/>
+        </w:rPr>
+        <w:t>201505-ZB-C101-008</w:t>
+      </w:r>
+      <w:r>
+        <w:rPr>
+          <w:rFonts w:cs="Arial" w:hint="eastAsia"/>
+          <w:color w:val="000000"/>
+          <w:szCs w:val="28"/>
+        </w:rPr>
+        <w:t>)</w:t>
+      </w:r>
+      <w:r>
+        <w:rPr>
+          <w:rFonts w:cs="Arial" w:hint="eastAsia"/>
+          <w:color w:val="000000"/>
+          <w:szCs w:val="28"/>
+        </w:rPr>
+        <w:t>，基于</w:t>
+      </w:r>
+      <w:r>
+        <w:rPr>
+          <w:rFonts w:cs="Arial" w:hint="eastAsia"/>
+          <w:color w:val="000000"/>
+          <w:szCs w:val="28"/>
+        </w:rPr>
+        <w:t>CBTC</w:t>
+      </w:r>
+      <w:r>
+        <w:rPr>
+          <w:rFonts w:cs="Arial" w:hint="eastAsia"/>
+          <w:color w:val="000000"/>
+          <w:szCs w:val="28"/>
+        </w:rPr>
+        <w:t>系统</w:t>
+      </w:r>
+      <w:r>
+        <w:rPr>
+          <w:rFonts w:cs="Arial" w:hint="eastAsia"/>
+          <w:color w:val="000000"/>
+          <w:szCs w:val="28"/>
+        </w:rPr>
+        <w:t>LTE</w:t>
+      </w:r>
+      <w:r>
+        <w:rPr>
+          <w:rFonts w:cs="Arial" w:hint="eastAsia"/>
+          <w:color w:val="000000"/>
+          <w:szCs w:val="28"/>
+        </w:rPr>
+        <w:t>综合试验室建设与应用研究。</w:t>
+      </w:r>
+    </w:p>
+    <w:p>
+      <w:pPr>
+        <w:spacing w:line="276" w:lineRule="auto"/>
+        <w:ind w:left="1260" w:hangingChars="600" w:hanging="1260"/>
+        <w:rPr>
+          <w:rFonts w:cs="Arial"/>
+          <w:color w:val="000000"/>
+          <w:szCs w:val="28"/>
+        </w:rPr>
+      </w:pPr>
+      <w:r>
+        <w:rPr>
+          <w:rFonts w:cs="Arial" w:hint="eastAsia"/>
+          <w:color w:val="000000"/>
+          <w:szCs w:val="28"/>
+        </w:rPr>
+        <w:t>2016</w:t>
+      </w:r>
+      <w:r>
+        <w:rPr>
+          <w:rFonts w:cs="Arial" w:hint="eastAsia"/>
+          <w:color w:val="000000"/>
+          <w:szCs w:val="28"/>
+        </w:rPr>
+        <w:t>—</w:t>
+      </w:r>
+      <w:r>
+        <w:rPr>
+          <w:rFonts w:cs="Arial" w:hint="eastAsia"/>
+          <w:color w:val="000000"/>
+          <w:szCs w:val="28"/>
+        </w:rPr>
+        <w:t>2019</w:t>
+      </w:r>
+      <w:r>
+        <w:rPr>
+          <w:rFonts w:cs="Arial" w:hint="eastAsia"/>
+          <w:color w:val="000000"/>
+          <w:szCs w:val="28"/>
+        </w:rPr>
+        <w:t>国家自然科学基金面上项目（</w:t>
+      </w:r>
+      <w:r>
+        <w:rPr>
+          <w:rFonts w:cs="Arial"/>
+          <w:color w:val="000000"/>
+          <w:szCs w:val="28"/>
+        </w:rPr>
+        <w:t>61571282</w:t>
+      </w:r>
+      <w:r>
+        <w:rPr>
+          <w:rFonts w:cs="Arial" w:hint="eastAsia"/>
+          <w:color w:val="000000"/>
+          <w:szCs w:val="28"/>
+        </w:rPr>
+        <w:t>），</w:t>
+      </w:r>
+      <w:r>
+        <w:rPr>
+          <w:rFonts w:cs="Arial"/>
+          <w:color w:val="000000"/>
+          <w:szCs w:val="28"/>
+        </w:rPr>
+        <w:t>车车信道的非平稳</w:t>
+      </w:r>
+      <w:proofErr w:type="gramStart"/>
+      <w:r>
+        <w:rPr>
+          <w:rFonts w:cs="Arial"/>
+          <w:color w:val="000000"/>
+          <w:szCs w:val="28"/>
+        </w:rPr>
+        <w:t>时频分析</w:t>
+      </w:r>
+      <w:proofErr w:type="gramEnd"/>
+      <w:r>
+        <w:rPr>
+          <w:rFonts w:cs="Arial"/>
+          <w:color w:val="000000"/>
+          <w:szCs w:val="28"/>
+        </w:rPr>
+        <w:t>以及短时延半实物信道仿真。</w:t>
+      </w:r>
+    </w:p>
+    <w:p>
+      <w:pPr>
+        <w:spacing w:line="276" w:lineRule="auto"/>
+        <w:ind w:left="1260" w:hangingChars="600" w:hanging="1260"/>
+        <w:rPr>
+          <w:rFonts w:cs="Arial"/>
+          <w:color w:val="000000"/>
+          <w:szCs w:val="28"/>
+        </w:rPr>
+      </w:pPr>
+      <w:r>
+        <w:rPr>
+          <w:rFonts w:cs="Arial" w:hint="eastAsia"/>
+          <w:color w:val="000000"/>
+          <w:szCs w:val="28"/>
+        </w:rPr>
+        <w:t>2018</w:t>
+      </w:r>
+      <w:r>
+        <w:rPr>
+          <w:rFonts w:cs="Arial" w:hint="eastAsia"/>
+          <w:color w:val="000000"/>
+          <w:szCs w:val="28"/>
+        </w:rPr>
+        <w:t>—</w:t>
+      </w:r>
+      <w:r>
+        <w:rPr>
+          <w:rFonts w:cs="Arial" w:hint="eastAsia"/>
+          <w:color w:val="000000"/>
+          <w:szCs w:val="28"/>
+        </w:rPr>
+        <w:t>2020</w:t>
+      </w:r>
+      <w:r>
+        <w:rPr>
+          <w:rFonts w:cs="Arial" w:hint="eastAsia"/>
+          <w:color w:val="000000"/>
+          <w:szCs w:val="28"/>
+        </w:rPr>
+        <w:t>上海上海市科委重点项目（</w:t>
+      </w:r>
+      <w:r>
+        <w:rPr>
+          <w:u w:val="single"/>
+        </w:rPr>
+        <w:t>18511105705</w:t>
+      </w:r>
+      <w:r>
+        <w:rPr>
+          <w:rFonts w:cs="Arial" w:hint="eastAsia"/>
+          <w:color w:val="000000"/>
+          <w:szCs w:val="28"/>
+        </w:rPr>
+        <w:t>），</w:t>
+      </w:r>
+      <w:r>
+        <w:rPr>
+          <w:rFonts w:hint="eastAsia"/>
+        </w:rPr>
+        <w:t>轨道交通信息安全实验平台及应用。</w:t>
+      </w:r>
+    </w:p>
+    <w:p>
+      <w:pPr>
+        <w:spacing w:line="276" w:lineRule="auto"/>
+        <w:ind w:left="1260" w:hangingChars="600" w:hanging="1260"/>
+        <w:rPr>
+          <w:rFonts w:cs="Arial"/>
+          <w:color w:val="000000"/>
+          <w:szCs w:val="28"/>
+        </w:rPr>
+      </w:pPr>
+      <w:r>
+        <w:rPr>
+          <w:rFonts w:cs="Arial" w:hint="eastAsia"/>
+          <w:color w:val="000000"/>
+          <w:szCs w:val="28"/>
+        </w:rPr>
+        <w:t>2019</w:t>
+      </w:r>
+      <w:r>
+        <w:rPr>
+          <w:rFonts w:cs="Arial" w:hint="eastAsia"/>
+          <w:color w:val="000000"/>
+          <w:szCs w:val="28"/>
+        </w:rPr>
+        <w:t>—</w:t>
+      </w:r>
+      <w:r>
+        <w:rPr>
+          <w:rFonts w:cs="Arial" w:hint="eastAsia"/>
+          <w:color w:val="000000"/>
+          <w:szCs w:val="28"/>
+        </w:rPr>
+        <w:t>2022</w:t>
+      </w:r>
+      <w:r>
+        <w:rPr>
+          <w:rFonts w:cs="Arial" w:hint="eastAsia"/>
+          <w:color w:val="000000"/>
+          <w:szCs w:val="28"/>
+        </w:rPr>
+        <w:t>国家自然科学基金面上项目（</w:t>
+      </w:r>
+      <w:r>
+        <w:rPr>
+          <w:rFonts w:cs="Arial"/>
+          <w:color w:val="000000"/>
+          <w:szCs w:val="28"/>
+        </w:rPr>
+        <w:t>61871261</w:t>
+      </w:r>
+      <w:r>
+        <w:rPr>
+          <w:rFonts w:cs="Arial" w:hint="eastAsia"/>
+          <w:color w:val="000000"/>
+          <w:szCs w:val="28"/>
+        </w:rPr>
+        <w:t>），漏泄电缆的群信道的相关性及其</w:t>
+      </w:r>
+      <w:r>
+        <w:rPr>
+          <w:rFonts w:cs="Arial" w:hint="eastAsia"/>
+          <w:color w:val="000000"/>
+          <w:szCs w:val="28"/>
+        </w:rPr>
+        <w:t>MIMO</w:t>
+      </w:r>
+      <w:r>
+        <w:rPr>
+          <w:rFonts w:cs="Arial" w:hint="eastAsia"/>
+          <w:color w:val="000000"/>
+          <w:szCs w:val="28"/>
+        </w:rPr>
+        <w:t>系统综合性能的研究。</w:t>
+      </w:r>
+    </w:p>
+    <w:p>
+      <w:pPr>
+        <w:spacing w:line="276" w:lineRule="auto"/>
+        <w:ind w:left="1260" w:hangingChars="600" w:hanging="1260"/>
+        <w:rPr>
+          <w:rFonts w:cs="Arial"/>
+          <w:color w:val="000000"/>
+          <w:szCs w:val="28"/>
+        </w:rPr>
+      </w:pPr>
+      <w:r>
+        <w:rPr>
+          <w:rFonts w:cs="Arial" w:hint="eastAsia"/>
+          <w:color w:val="000000"/>
+          <w:szCs w:val="28"/>
+        </w:rPr>
+        <w:t>2022</w:t>
+      </w:r>
+      <w:r>
+        <w:rPr>
+          <w:rFonts w:cs="Arial" w:hint="eastAsia"/>
+          <w:color w:val="000000"/>
+          <w:szCs w:val="28"/>
+        </w:rPr>
+        <w:t>—</w:t>
+      </w:r>
+      <w:r>
+        <w:rPr>
+          <w:rFonts w:cs="Arial" w:hint="eastAsia"/>
+          <w:color w:val="000000"/>
+          <w:szCs w:val="28"/>
+        </w:rPr>
+        <w:t>2025</w:t>
+      </w:r>
+      <w:r>
+        <w:rPr>
+          <w:rFonts w:cs="Arial" w:hint="eastAsia"/>
+          <w:color w:val="000000"/>
+          <w:szCs w:val="28"/>
+        </w:rPr>
+        <w:t>上海市自然科学基金项目（</w:t>
+      </w:r>
+      <w:r>
+        <w:rPr>
+          <w:rFonts w:cs="Arial" w:hint="eastAsia"/>
+          <w:color w:val="000000"/>
+          <w:szCs w:val="28"/>
+        </w:rPr>
+        <w:t>22ZR1422200</w:t>
+      </w:r>
+      <w:r>
+        <w:rPr>
+          <w:rFonts w:cs="Arial" w:hint="eastAsia"/>
+          <w:color w:val="000000"/>
+          <w:szCs w:val="28"/>
+        </w:rPr>
+        <w:t>），</w:t>
+      </w:r>
+      <w:r>
+        <w:rPr>
+          <w:rFonts w:hint="eastAsia"/>
+        </w:rPr>
+        <w:t>轨道交通高可信车地协同与高可靠</w:t>
+      </w:r>
+      <w:r>
+        <w:rPr>
+          <w:rFonts w:cs="Arial" w:hint="eastAsia"/>
+          <w:color w:val="000000"/>
+          <w:szCs w:val="28"/>
+        </w:rPr>
+        <w:t>车车通信研究。</w:t>
+      </w:r>
+    </w:p>
+    <w:p>
+      <w:pPr>
+        <w:spacing w:line="276" w:lineRule="auto"/>
+        <w:ind w:left="1260" w:hangingChars="600" w:hanging="1260"/>
+        <w:rPr>
+          <w:rFonts w:cs="Arial"/>
+          <w:color w:val="000000"/>
+          <w:szCs w:val="28"/>
+        </w:rPr>
+      </w:pPr>
+      <w:r>
+        <w:rPr>
+          <w:rFonts w:cs="Arial"/>
+          <w:color w:val="000000"/>
+          <w:szCs w:val="28"/>
+        </w:rPr>
+        <w:t>20</w:t>
+      </w:r>
+      <w:r>
+        <w:rPr>
+          <w:rFonts w:cs="Arial" w:hint="eastAsia"/>
+          <w:color w:val="000000"/>
+          <w:szCs w:val="28"/>
+        </w:rPr>
+        <w:t>19</w:t>
+      </w:r>
+      <w:r>
+        <w:rPr>
+          <w:rFonts w:cs="Arial" w:hint="eastAsia"/>
+          <w:color w:val="000000"/>
+          <w:szCs w:val="28"/>
+        </w:rPr>
+        <w:t>—</w:t>
+      </w:r>
+      <w:r>
+        <w:rPr>
+          <w:rFonts w:cs="Arial"/>
+          <w:color w:val="000000"/>
+          <w:szCs w:val="28"/>
+        </w:rPr>
+        <w:t>202</w:t>
+      </w:r>
+      <w:r>
+        <w:rPr>
+          <w:rFonts w:cs="Arial" w:hint="eastAsia"/>
+          <w:color w:val="000000"/>
+          <w:szCs w:val="28"/>
+        </w:rPr>
+        <w:t>3</w:t>
+      </w:r>
+      <w:r>
+        <w:rPr>
+          <w:rFonts w:cs="Arial" w:hint="eastAsia"/>
+          <w:color w:val="000000"/>
+          <w:szCs w:val="28"/>
+        </w:rPr>
+        <w:t>华为技术有限公司项目：地铁场景通信平台方案研究，高铁场景通信方案技术合作</w:t>
+      </w:r>
+      <w:bookmarkEnd w:id="0"/>
+      <w:bookmarkEnd w:id="1"/>
+    </w:p>
+    <w:p/>
+    <w:p>
+      <w:pPr>
+        <w:pStyle w:val="2"/>
         <w:rPr>
           <w:rFonts w:asciiTheme="minorEastAsia" w:hAnsiTheme="minorEastAsia" w:hint="eastAsia"/>
           <w:b w:val="0"/>
@@ -612,1435 +2060,8 @@
           <w:szCs w:val="28"/>
           <w:u w:val="single"/>
         </w:rPr>
-        <w:t>近年来承担的项目：</w:t>
-      </w:r>
-    </w:p>
-    <w:p>
-      <w:pPr>
-        <w:spacing w:line="276" w:lineRule="auto"/>
-        <w:ind w:left="1260" w:hangingChars="600" w:hanging="1260"/>
-        <w:rPr>
-          <w:rFonts w:ascii="Calibri" w:hAnsi="Calibri" w:cs="Calibri"/>
-          <w:szCs w:val="22"/>
-        </w:rPr>
-      </w:pPr>
-      <w:r>
-        <w:rPr>
-          <w:rFonts w:ascii="Calibri" w:hAnsi="Calibri" w:cs="Calibri"/>
-          <w:szCs w:val="22"/>
-        </w:rPr>
-        <w:t>2009</w:t>
-      </w:r>
-      <w:r>
-        <w:rPr>
-          <w:rFonts w:ascii="Calibri" w:hAnsi="Calibri" w:cs="Calibri" w:hint="eastAsia"/>
-          <w:szCs w:val="22"/>
-        </w:rPr>
-        <w:t>－</w:t>
-      </w:r>
-      <w:r>
-        <w:rPr>
-          <w:rFonts w:ascii="Calibri" w:hAnsi="Calibri" w:cs="Calibri"/>
-          <w:szCs w:val="22"/>
-        </w:rPr>
-        <w:t>2010</w:t>
-      </w:r>
-      <w:r>
-        <w:rPr>
-          <w:rFonts w:ascii="Calibri" w:hAnsi="Calibri" w:cs="Calibri" w:hint="eastAsia"/>
-          <w:szCs w:val="22"/>
-        </w:rPr>
-        <w:t xml:space="preserve"> </w:t>
-      </w:r>
-      <w:r>
-        <w:rPr>
-          <w:rFonts w:ascii="Calibri" w:hAnsi="Calibri" w:cs="Calibri"/>
-          <w:szCs w:val="22"/>
-        </w:rPr>
-        <w:t>“</w:t>
-      </w:r>
-      <w:r>
-        <w:rPr>
-          <w:rFonts w:ascii="Calibri" w:hAnsi="Calibri" w:cs="Calibri" w:hint="eastAsia"/>
-          <w:szCs w:val="22"/>
-        </w:rPr>
-        <w:t>十一五</w:t>
-      </w:r>
-      <w:r>
-        <w:rPr>
-          <w:rFonts w:ascii="Calibri" w:hAnsi="Calibri" w:cs="Calibri"/>
-          <w:szCs w:val="22"/>
-        </w:rPr>
-        <w:t>”</w:t>
-      </w:r>
-      <w:r>
-        <w:rPr>
-          <w:rFonts w:ascii="Calibri" w:hAnsi="Calibri" w:cs="Calibri" w:hint="eastAsia"/>
-          <w:szCs w:val="22"/>
-        </w:rPr>
-        <w:t>国家科技支撑计划高速磁浮交通系统总体性能指标评估及各子系统技术参数测试、试验研究子课题</w:t>
-      </w:r>
-      <w:r>
-        <w:rPr>
-          <w:rFonts w:ascii="Calibri" w:hAnsi="Calibri" w:cs="Calibri"/>
-          <w:szCs w:val="22"/>
-        </w:rPr>
-        <w:t>(115-06-YK-018)</w:t>
-      </w:r>
-      <w:r>
-        <w:rPr>
-          <w:rFonts w:ascii="Calibri" w:hAnsi="Calibri" w:cs="Calibri" w:hint="eastAsia"/>
-          <w:szCs w:val="22"/>
-        </w:rPr>
-        <w:t>，高速磁浮毫米波在隧道和穹隆</w:t>
-      </w:r>
-      <w:r>
-        <w:rPr>
-          <w:rFonts w:ascii="Calibri" w:hAnsi="Calibri" w:cs="Calibri" w:hint="eastAsia"/>
-          <w:szCs w:val="22"/>
-        </w:rPr>
-        <w:lastRenderedPageBreak/>
-        <w:t>站台内通信的系统性能仿真</w:t>
-      </w:r>
-    </w:p>
-    <w:p>
-      <w:pPr>
-        <w:spacing w:line="276" w:lineRule="auto"/>
-        <w:ind w:left="1260" w:hangingChars="600" w:hanging="1260"/>
-        <w:rPr>
-          <w:rFonts w:ascii="Calibri" w:hAnsi="Calibri" w:cs="Calibri"/>
-          <w:szCs w:val="22"/>
-        </w:rPr>
-      </w:pPr>
-      <w:r>
-        <w:rPr>
-          <w:rFonts w:ascii="Calibri" w:hAnsi="Calibri" w:cs="Calibri"/>
-          <w:szCs w:val="22"/>
-        </w:rPr>
-        <w:t>2009</w:t>
-      </w:r>
-      <w:r>
-        <w:rPr>
-          <w:rFonts w:ascii="Calibri" w:hAnsi="Calibri" w:cs="Calibri" w:hint="eastAsia"/>
-          <w:szCs w:val="22"/>
-        </w:rPr>
-        <w:t>－</w:t>
-      </w:r>
-      <w:r>
-        <w:rPr>
-          <w:rFonts w:ascii="Calibri" w:hAnsi="Calibri" w:cs="Calibri"/>
-          <w:szCs w:val="22"/>
-        </w:rPr>
-        <w:t>2010</w:t>
-      </w:r>
-      <w:r>
-        <w:rPr>
-          <w:rFonts w:ascii="Calibri" w:hAnsi="Calibri" w:cs="Calibri" w:hint="eastAsia"/>
-          <w:szCs w:val="22"/>
-        </w:rPr>
-        <w:t xml:space="preserve"> </w:t>
-      </w:r>
-      <w:r>
-        <w:rPr>
-          <w:rFonts w:ascii="Calibri" w:hAnsi="Calibri" w:cs="Calibri"/>
-          <w:szCs w:val="22"/>
-        </w:rPr>
-        <w:t>“</w:t>
-      </w:r>
-      <w:r>
-        <w:rPr>
-          <w:rFonts w:ascii="Calibri" w:hAnsi="Calibri" w:cs="Calibri" w:hint="eastAsia"/>
-          <w:szCs w:val="22"/>
-        </w:rPr>
-        <w:t>十一五</w:t>
-      </w:r>
-      <w:r>
-        <w:rPr>
-          <w:rFonts w:ascii="Calibri" w:hAnsi="Calibri" w:cs="Calibri"/>
-          <w:szCs w:val="22"/>
-        </w:rPr>
-        <w:t>”</w:t>
-      </w:r>
-      <w:r>
-        <w:rPr>
-          <w:rFonts w:ascii="Calibri" w:hAnsi="Calibri" w:cs="Calibri" w:hint="eastAsia"/>
-          <w:szCs w:val="22"/>
-        </w:rPr>
-        <w:t>国家科技支撑计划高速磁浮交通系统关键技术攻关与创新研究子课题</w:t>
-      </w:r>
-      <w:r>
-        <w:rPr>
-          <w:rFonts w:ascii="Calibri" w:hAnsi="Calibri" w:cs="Calibri"/>
-          <w:szCs w:val="22"/>
-        </w:rPr>
-        <w:t>(115</w:t>
-      </w:r>
-      <w:r>
-        <w:rPr>
-          <w:rFonts w:ascii="Calibri" w:hAnsi="Calibri" w:cs="Calibri" w:hint="eastAsia"/>
-          <w:szCs w:val="22"/>
-        </w:rPr>
-        <w:t>－</w:t>
-      </w:r>
-      <w:r>
-        <w:rPr>
-          <w:rFonts w:ascii="Calibri" w:hAnsi="Calibri" w:cs="Calibri"/>
-          <w:szCs w:val="22"/>
-        </w:rPr>
-        <w:t>04</w:t>
-      </w:r>
-      <w:r>
-        <w:rPr>
-          <w:rFonts w:ascii="Calibri" w:hAnsi="Calibri" w:cs="Calibri" w:hint="eastAsia"/>
-          <w:szCs w:val="22"/>
-        </w:rPr>
-        <w:t>－</w:t>
-      </w:r>
-      <w:r>
-        <w:rPr>
-          <w:rFonts w:ascii="Calibri" w:hAnsi="Calibri" w:cs="Calibri"/>
-          <w:szCs w:val="22"/>
-        </w:rPr>
-        <w:t>YK-031)</w:t>
-      </w:r>
-      <w:r>
-        <w:rPr>
-          <w:rFonts w:ascii="Calibri" w:hAnsi="Calibri" w:cs="Calibri" w:hint="eastAsia"/>
-          <w:szCs w:val="22"/>
-        </w:rPr>
-        <w:t>，磁浮无线电系统场强测试技术研究</w:t>
-      </w:r>
-    </w:p>
-    <w:p>
-      <w:pPr>
-        <w:spacing w:line="276" w:lineRule="auto"/>
-        <w:ind w:left="1260" w:hangingChars="600" w:hanging="1260"/>
-        <w:rPr>
-          <w:rFonts w:ascii="Calibri" w:hAnsi="Calibri" w:cs="Calibri"/>
-          <w:szCs w:val="22"/>
-        </w:rPr>
-      </w:pPr>
-      <w:r>
-        <w:rPr>
-          <w:rFonts w:ascii="Calibri" w:hAnsi="Calibri" w:cs="Calibri"/>
-          <w:szCs w:val="22"/>
-        </w:rPr>
-        <w:t>2009</w:t>
-      </w:r>
-      <w:r>
-        <w:rPr>
-          <w:rFonts w:ascii="Calibri" w:hAnsi="Calibri" w:cs="Calibri" w:hint="eastAsia"/>
-          <w:szCs w:val="22"/>
-        </w:rPr>
-        <w:t>－</w:t>
-      </w:r>
-      <w:r>
-        <w:rPr>
-          <w:rFonts w:ascii="Calibri" w:hAnsi="Calibri" w:cs="Calibri"/>
-          <w:szCs w:val="22"/>
-        </w:rPr>
-        <w:t>2011</w:t>
-      </w:r>
-      <w:r>
-        <w:rPr>
-          <w:rFonts w:ascii="Calibri" w:hAnsi="Calibri" w:cs="Calibri" w:hint="eastAsia"/>
-          <w:szCs w:val="22"/>
-        </w:rPr>
-        <w:t>国家自然科学基金面上项目（</w:t>
-      </w:r>
-      <w:r>
-        <w:rPr>
-          <w:rFonts w:ascii="Calibri" w:hAnsi="Calibri" w:cs="Calibri"/>
-          <w:szCs w:val="22"/>
-        </w:rPr>
-        <w:t>60872021</w:t>
-      </w:r>
-      <w:r>
-        <w:rPr>
-          <w:rFonts w:ascii="Calibri" w:hAnsi="Calibri" w:cs="Calibri" w:hint="eastAsia"/>
-          <w:szCs w:val="22"/>
-        </w:rPr>
-        <w:t>），基于甚小线性调频的超窄带高速无线通信关键技术研究</w:t>
-      </w:r>
-      <w:r>
-        <w:rPr>
-          <w:rFonts w:ascii="Calibri" w:hAnsi="Calibri" w:cs="Calibri" w:hint="eastAsia"/>
-          <w:szCs w:val="22"/>
-        </w:rPr>
-        <w:t xml:space="preserve"> </w:t>
-      </w:r>
-    </w:p>
-    <w:p>
-      <w:pPr>
-        <w:spacing w:line="276" w:lineRule="auto"/>
-        <w:ind w:left="1260" w:hangingChars="600" w:hanging="1260"/>
-        <w:rPr>
-          <w:rFonts w:ascii="Calibri" w:hAnsi="Calibri" w:cs="Calibri"/>
-          <w:szCs w:val="22"/>
-        </w:rPr>
-      </w:pPr>
-      <w:r>
-        <w:rPr>
-          <w:rFonts w:ascii="Calibri" w:hAnsi="Calibri" w:cs="Calibri"/>
-          <w:szCs w:val="22"/>
-        </w:rPr>
-        <w:t>2010</w:t>
-      </w:r>
-      <w:r>
-        <w:rPr>
-          <w:rFonts w:ascii="Calibri" w:hAnsi="Calibri" w:cs="Calibri" w:hint="eastAsia"/>
-          <w:szCs w:val="22"/>
-        </w:rPr>
-        <w:t>－</w:t>
-      </w:r>
-      <w:r>
-        <w:rPr>
-          <w:rFonts w:ascii="Calibri" w:hAnsi="Calibri" w:cs="Calibri"/>
-          <w:szCs w:val="22"/>
-        </w:rPr>
-        <w:t>2011</w:t>
-      </w:r>
-      <w:r>
-        <w:rPr>
-          <w:rFonts w:ascii="Calibri" w:hAnsi="Calibri" w:cs="Calibri" w:hint="eastAsia"/>
-          <w:szCs w:val="22"/>
-        </w:rPr>
-        <w:t>科技部科技人员服务企业行动项目</w:t>
-      </w:r>
-      <w:r>
-        <w:rPr>
-          <w:rFonts w:ascii="Calibri" w:hAnsi="Calibri" w:cs="Calibri"/>
-          <w:szCs w:val="22"/>
-        </w:rPr>
-        <w:t>(</w:t>
-      </w:r>
-      <w:r>
-        <w:rPr>
-          <w:rFonts w:ascii="Calibri" w:hAnsi="Calibri" w:cs="Calibri" w:hint="eastAsia"/>
-          <w:szCs w:val="22"/>
-        </w:rPr>
-        <w:t>2009GJC00045)</w:t>
-      </w:r>
-      <w:r>
-        <w:rPr>
-          <w:rFonts w:ascii="Calibri" w:hAnsi="Calibri" w:cs="Calibri" w:hint="eastAsia"/>
-          <w:szCs w:val="22"/>
-        </w:rPr>
-        <w:t>轨道交通无线通信测试平台，</w:t>
-      </w:r>
-      <w:r>
-        <w:rPr>
-          <w:rFonts w:ascii="Calibri" w:hAnsi="Calibri" w:cs="Calibri"/>
-          <w:szCs w:val="22"/>
-        </w:rPr>
-        <w:t xml:space="preserve"> </w:t>
-      </w:r>
-    </w:p>
-    <w:p>
-      <w:pPr>
-        <w:spacing w:line="276" w:lineRule="auto"/>
-        <w:ind w:left="1260" w:hangingChars="600" w:hanging="1260"/>
-        <w:rPr>
-          <w:rFonts w:ascii="Calibri" w:hAnsi="Calibri" w:cs="Calibri"/>
-          <w:szCs w:val="22"/>
-        </w:rPr>
-      </w:pPr>
-      <w:r>
-        <w:rPr>
-          <w:rFonts w:ascii="Calibri" w:hAnsi="Calibri" w:cs="Calibri" w:hint="eastAsia"/>
-          <w:szCs w:val="22"/>
-        </w:rPr>
-        <w:t>2008</w:t>
-      </w:r>
-      <w:r>
-        <w:rPr>
-          <w:rFonts w:ascii="Calibri" w:hAnsi="Calibri" w:cs="Calibri" w:hint="eastAsia"/>
-          <w:szCs w:val="22"/>
-        </w:rPr>
-        <w:t>－</w:t>
-      </w:r>
-      <w:r>
-        <w:rPr>
-          <w:rFonts w:ascii="Calibri" w:hAnsi="Calibri" w:cs="Calibri" w:hint="eastAsia"/>
-          <w:szCs w:val="22"/>
-        </w:rPr>
-        <w:t>2009</w:t>
-      </w:r>
-      <w:r>
-        <w:rPr>
-          <w:rFonts w:ascii="宋体" w:hAnsi="宋体" w:hint="eastAsia"/>
-          <w:szCs w:val="21"/>
-        </w:rPr>
-        <w:t>上海国际合作白玉兰基金项目(2008B050)</w:t>
-      </w:r>
-      <w:r>
-        <w:rPr>
-          <w:rFonts w:ascii="宋体" w:hAnsi="宋体"/>
-          <w:szCs w:val="21"/>
-        </w:rPr>
-        <w:t xml:space="preserve"> </w:t>
-      </w:r>
-      <w:r>
-        <w:rPr>
-          <w:rFonts w:ascii="宋体" w:hAnsi="宋体" w:hint="eastAsia"/>
-          <w:szCs w:val="21"/>
-        </w:rPr>
-        <w:t>城市轨道交通车地无线电通信技术合作研究（美国密西根大学）</w:t>
-      </w:r>
-    </w:p>
-    <w:p>
-      <w:pPr>
-        <w:spacing w:line="276" w:lineRule="auto"/>
-        <w:ind w:left="1260" w:hangingChars="600" w:hanging="1260"/>
-      </w:pPr>
-      <w:r>
-        <w:rPr>
-          <w:rFonts w:ascii="Calibri" w:hAnsi="Calibri" w:cs="Calibri"/>
-          <w:szCs w:val="22"/>
-        </w:rPr>
-        <w:t>20</w:t>
-      </w:r>
-      <w:r>
-        <w:rPr>
-          <w:rFonts w:ascii="Calibri" w:hAnsi="Calibri" w:cs="Calibri" w:hint="eastAsia"/>
-          <w:szCs w:val="22"/>
-        </w:rPr>
-        <w:t>12</w:t>
-      </w:r>
-      <w:r>
-        <w:rPr>
-          <w:rFonts w:ascii="Calibri" w:hAnsi="Calibri" w:cs="Calibri" w:hint="eastAsia"/>
-          <w:szCs w:val="22"/>
-        </w:rPr>
-        <w:t>－</w:t>
-      </w:r>
-      <w:r>
-        <w:rPr>
-          <w:rFonts w:ascii="Calibri" w:hAnsi="Calibri" w:cs="Calibri"/>
-          <w:szCs w:val="22"/>
-        </w:rPr>
-        <w:t>201</w:t>
-      </w:r>
-      <w:r>
-        <w:rPr>
-          <w:rFonts w:ascii="Calibri" w:hAnsi="Calibri" w:cs="Calibri" w:hint="eastAsia"/>
-          <w:szCs w:val="22"/>
-        </w:rPr>
-        <w:t>5</w:t>
-      </w:r>
-      <w:r>
-        <w:rPr>
-          <w:rFonts w:ascii="Calibri" w:hAnsi="Calibri" w:cs="Calibri" w:hint="eastAsia"/>
-          <w:szCs w:val="22"/>
-        </w:rPr>
-        <w:t>国家自然科学基金面上项目（</w:t>
-      </w:r>
-      <w:r>
-        <w:rPr>
-          <w:rFonts w:ascii="Calibri" w:hAnsi="Calibri" w:cs="Calibri"/>
-          <w:szCs w:val="22"/>
-        </w:rPr>
-        <w:t>61171086</w:t>
-      </w:r>
-      <w:r>
-        <w:rPr>
-          <w:rFonts w:ascii="Calibri" w:hAnsi="Calibri" w:cs="Calibri" w:hint="eastAsia"/>
-          <w:szCs w:val="22"/>
-        </w:rPr>
-        <w:t>）</w:t>
-      </w:r>
-      <w:r>
-        <w:rPr>
-          <w:rFonts w:hint="eastAsia"/>
-        </w:rPr>
-        <w:t xml:space="preserve"> </w:t>
-      </w:r>
-      <w:r>
-        <w:t>隧道内微波毫米波信号无线传输的建模与实时仿真理论</w:t>
-      </w:r>
-    </w:p>
-    <w:p>
-      <w:pPr>
-        <w:spacing w:line="276" w:lineRule="auto"/>
-        <w:ind w:left="1260" w:hangingChars="600" w:hanging="1260"/>
-      </w:pPr>
-      <w:r>
-        <w:rPr>
-          <w:rFonts w:ascii="Calibri" w:hAnsi="Calibri" w:cs="Calibri"/>
-          <w:szCs w:val="22"/>
-        </w:rPr>
-        <w:t>20</w:t>
-      </w:r>
-      <w:r>
-        <w:rPr>
-          <w:rFonts w:ascii="Calibri" w:hAnsi="Calibri" w:cs="Calibri" w:hint="eastAsia"/>
-          <w:szCs w:val="22"/>
-        </w:rPr>
-        <w:t>12</w:t>
-      </w:r>
-      <w:r>
-        <w:rPr>
-          <w:rFonts w:ascii="Calibri" w:hAnsi="Calibri" w:cs="Calibri" w:hint="eastAsia"/>
-          <w:szCs w:val="22"/>
-        </w:rPr>
-        <w:t>－</w:t>
-      </w:r>
-      <w:r>
-        <w:rPr>
-          <w:rFonts w:ascii="Calibri" w:hAnsi="Calibri" w:cs="Calibri"/>
-          <w:szCs w:val="22"/>
-        </w:rPr>
-        <w:t>201</w:t>
-      </w:r>
-      <w:r>
-        <w:rPr>
-          <w:rFonts w:ascii="Calibri" w:hAnsi="Calibri" w:cs="Calibri" w:hint="eastAsia"/>
-          <w:szCs w:val="22"/>
-        </w:rPr>
-        <w:t>6</w:t>
-      </w:r>
-      <w:r>
-        <w:rPr>
-          <w:rFonts w:ascii="Calibri" w:hAnsi="Calibri" w:cs="Calibri" w:hint="eastAsia"/>
-          <w:szCs w:val="22"/>
-        </w:rPr>
-        <w:t>负责国家自然科学基金重点项目（</w:t>
-      </w:r>
-      <w:r>
-        <w:rPr>
-          <w:rFonts w:ascii="Calibri" w:hAnsi="Calibri" w:cs="Calibri"/>
-          <w:szCs w:val="22"/>
-        </w:rPr>
-        <w:t>61132003</w:t>
-      </w:r>
-      <w:r>
-        <w:rPr>
-          <w:rFonts w:ascii="Calibri" w:hAnsi="Calibri" w:cs="Calibri" w:hint="eastAsia"/>
-          <w:szCs w:val="22"/>
-        </w:rPr>
-        <w:t>）</w:t>
-      </w:r>
-      <w:r>
-        <w:t xml:space="preserve"> </w:t>
-      </w:r>
-      <w:r>
-        <w:t>面向地下轨道交通的无线信道模型构建与应用</w:t>
-      </w:r>
-    </w:p>
-    <w:p>
-      <w:pPr>
-        <w:spacing w:line="276" w:lineRule="auto"/>
-        <w:ind w:left="1260" w:hangingChars="600" w:hanging="1260"/>
-        <w:rPr>
-          <w:rFonts w:cs="Arial"/>
-          <w:color w:val="000000"/>
-          <w:szCs w:val="28"/>
-        </w:rPr>
-      </w:pPr>
-      <w:r>
-        <w:rPr>
-          <w:rFonts w:hint="eastAsia"/>
-        </w:rPr>
-        <w:t>2013</w:t>
-      </w:r>
-      <w:r>
-        <w:rPr>
-          <w:rFonts w:hint="eastAsia"/>
-        </w:rPr>
-        <w:t>－</w:t>
-      </w:r>
-      <w:r>
-        <w:rPr>
-          <w:rFonts w:hint="eastAsia"/>
-        </w:rPr>
-        <w:t>2015</w:t>
-      </w:r>
-      <w:r>
-        <w:rPr>
-          <w:rFonts w:cs="Arial" w:hint="eastAsia"/>
-          <w:color w:val="000000"/>
-          <w:szCs w:val="28"/>
-        </w:rPr>
-        <w:t xml:space="preserve"> </w:t>
-      </w:r>
-      <w:r>
-        <w:rPr>
-          <w:rFonts w:cs="Arial" w:hint="eastAsia"/>
-          <w:color w:val="000000"/>
-          <w:szCs w:val="28"/>
-        </w:rPr>
-        <w:t>上海市科委重大项目（</w:t>
-      </w:r>
-      <w:r>
-        <w:rPr>
-          <w:rFonts w:ascii="Arial" w:hAnsi="Arial" w:cs="Arial"/>
-          <w:color w:val="000000"/>
-          <w:sz w:val="20"/>
-          <w:szCs w:val="20"/>
-        </w:rPr>
-        <w:t>1351150300</w:t>
-      </w:r>
-      <w:r>
-        <w:rPr>
-          <w:rFonts w:ascii="Arial" w:hAnsi="Arial" w:cs="Arial" w:hint="eastAsia"/>
-          <w:color w:val="000000"/>
-          <w:sz w:val="20"/>
-          <w:szCs w:val="20"/>
-        </w:rPr>
-        <w:t>3</w:t>
-      </w:r>
-      <w:r>
-        <w:rPr>
-          <w:rFonts w:ascii="Arial" w:hAnsi="Arial" w:cs="Arial"/>
-          <w:color w:val="000000"/>
-          <w:sz w:val="20"/>
-          <w:szCs w:val="20"/>
-        </w:rPr>
-        <w:t>）</w:t>
-      </w:r>
-      <w:r>
-        <w:rPr>
-          <w:rFonts w:cs="Arial" w:hint="eastAsia"/>
-          <w:color w:val="000000"/>
-          <w:szCs w:val="28"/>
-        </w:rPr>
-        <w:t>CBTC</w:t>
-      </w:r>
-      <w:r>
-        <w:rPr>
-          <w:rFonts w:cs="Arial" w:hint="eastAsia"/>
-          <w:color w:val="000000"/>
-          <w:szCs w:val="28"/>
-        </w:rPr>
-        <w:t>无线通信系统抗干扰测试及综合技术研究</w:t>
-      </w:r>
-    </w:p>
-    <w:p>
-      <w:pPr>
-        <w:spacing w:line="276" w:lineRule="auto"/>
-        <w:ind w:left="1260" w:hangingChars="600" w:hanging="1260"/>
-        <w:rPr>
-          <w:rFonts w:cs="Arial"/>
-          <w:color w:val="000000"/>
-          <w:szCs w:val="28"/>
-        </w:rPr>
-      </w:pPr>
-      <w:r>
-        <w:rPr>
-          <w:rFonts w:cs="Arial" w:hint="eastAsia"/>
-          <w:color w:val="000000"/>
-          <w:szCs w:val="28"/>
-        </w:rPr>
-        <w:t>2011</w:t>
-      </w:r>
-      <w:r>
-        <w:rPr>
-          <w:rFonts w:cs="Arial" w:hint="eastAsia"/>
-          <w:color w:val="000000"/>
-          <w:szCs w:val="28"/>
-        </w:rPr>
-        <w:t>年上海申通集团</w:t>
-      </w:r>
-      <w:r>
-        <w:rPr>
-          <w:rFonts w:cs="Arial" w:hint="eastAsia"/>
-          <w:color w:val="000000"/>
-          <w:szCs w:val="28"/>
-        </w:rPr>
-        <w:t xml:space="preserve"> CBTC</w:t>
-      </w:r>
-      <w:r>
-        <w:rPr>
-          <w:rFonts w:cs="Arial" w:hint="eastAsia"/>
-          <w:color w:val="000000"/>
-          <w:szCs w:val="28"/>
-        </w:rPr>
-        <w:t>无线通信方式与相关技术研究</w:t>
-      </w:r>
-      <w:r>
-        <w:rPr>
-          <w:rFonts w:cs="Arial" w:hint="eastAsia"/>
-          <w:color w:val="000000"/>
-          <w:szCs w:val="28"/>
-        </w:rPr>
-        <w:t>,</w:t>
-      </w:r>
-      <w:r>
-        <w:rPr>
-          <w:rFonts w:cs="Arial" w:hint="eastAsia"/>
-          <w:color w:val="000000"/>
-          <w:szCs w:val="28"/>
-        </w:rPr>
-        <w:t>无线通信技术，对抗</w:t>
-      </w:r>
-      <w:proofErr w:type="spellStart"/>
-      <w:r>
-        <w:rPr>
-          <w:rFonts w:cs="Arial"/>
-          <w:color w:val="000000"/>
-          <w:szCs w:val="28"/>
-        </w:rPr>
-        <w:t>wifi</w:t>
-      </w:r>
-      <w:proofErr w:type="spellEnd"/>
-      <w:r>
-        <w:rPr>
-          <w:rFonts w:cs="Arial" w:hint="eastAsia"/>
-          <w:color w:val="000000"/>
-          <w:szCs w:val="28"/>
-        </w:rPr>
-        <w:t>干扰。</w:t>
-      </w:r>
-    </w:p>
-    <w:p>
-      <w:pPr>
-        <w:spacing w:line="276" w:lineRule="auto"/>
-        <w:ind w:left="1260" w:hangingChars="600" w:hanging="1260"/>
-        <w:rPr>
-          <w:rFonts w:cs="Arial"/>
-          <w:color w:val="000000"/>
-          <w:szCs w:val="28"/>
-        </w:rPr>
-      </w:pPr>
-      <w:r>
-        <w:rPr>
-          <w:rFonts w:cs="Arial" w:hint="eastAsia"/>
-          <w:color w:val="000000"/>
-          <w:szCs w:val="28"/>
-        </w:rPr>
-        <w:t>2012</w:t>
-      </w:r>
-      <w:r>
-        <w:rPr>
-          <w:rFonts w:cs="Arial" w:hint="eastAsia"/>
-          <w:color w:val="000000"/>
-          <w:szCs w:val="28"/>
-        </w:rPr>
-        <w:t>年上海申通集团轨道交通网络通信系统检测技术研究</w:t>
-      </w:r>
-      <w:r>
-        <w:rPr>
-          <w:rFonts w:cs="Arial" w:hint="eastAsia"/>
-          <w:color w:val="000000"/>
-          <w:szCs w:val="28"/>
-        </w:rPr>
-        <w:t>,</w:t>
-      </w:r>
-      <w:r>
-        <w:rPr>
-          <w:rFonts w:cs="Arial" w:hint="eastAsia"/>
-          <w:color w:val="000000"/>
-          <w:szCs w:val="28"/>
-        </w:rPr>
-        <w:t>上海大学专用信道技术移植到申通地铁技术中心</w:t>
-      </w:r>
-      <w:r>
-        <w:rPr>
-          <w:rFonts w:cs="Arial" w:hint="eastAsia"/>
-          <w:color w:val="000000"/>
-          <w:szCs w:val="28"/>
-        </w:rPr>
-        <w:t>,</w:t>
-      </w:r>
-      <w:r>
-        <w:rPr>
-          <w:rFonts w:cs="Arial" w:hint="eastAsia"/>
-          <w:color w:val="000000"/>
-          <w:szCs w:val="28"/>
-        </w:rPr>
-        <w:t>完成市科委重点项目</w:t>
-      </w:r>
-      <w:r>
-        <w:rPr>
-          <w:rFonts w:cs="Arial" w:hint="eastAsia"/>
-          <w:color w:val="000000"/>
-          <w:szCs w:val="28"/>
-        </w:rPr>
-        <w:t>,</w:t>
-      </w:r>
-      <w:r>
-        <w:rPr>
-          <w:rFonts w:cs="Arial" w:hint="eastAsia"/>
-          <w:color w:val="000000"/>
-          <w:szCs w:val="28"/>
-        </w:rPr>
-        <w:t>开拓公司无线电通信测试业务。</w:t>
-      </w:r>
-    </w:p>
-    <w:p>
-      <w:pPr>
-        <w:spacing w:line="276" w:lineRule="auto"/>
-        <w:ind w:left="1260" w:hangingChars="600" w:hanging="1260"/>
-        <w:rPr>
-          <w:rFonts w:cs="Arial"/>
-          <w:color w:val="000000"/>
-          <w:szCs w:val="28"/>
-        </w:rPr>
-      </w:pPr>
-      <w:r>
-        <w:rPr>
-          <w:rFonts w:cs="Arial" w:hint="eastAsia"/>
-          <w:color w:val="000000"/>
-          <w:szCs w:val="28"/>
-        </w:rPr>
-        <w:t>2013</w:t>
-      </w:r>
-      <w:r>
-        <w:rPr>
-          <w:rFonts w:cs="Arial" w:hint="eastAsia"/>
-          <w:color w:val="000000"/>
-          <w:szCs w:val="28"/>
-        </w:rPr>
-        <w:t>年上海申通集团增强型</w:t>
-      </w:r>
-      <w:r>
-        <w:rPr>
-          <w:rFonts w:cs="Arial" w:hint="eastAsia"/>
-          <w:color w:val="000000"/>
-          <w:szCs w:val="28"/>
-        </w:rPr>
-        <w:t>CBTC</w:t>
-      </w:r>
-      <w:r>
-        <w:rPr>
-          <w:rFonts w:cs="Arial" w:hint="eastAsia"/>
-          <w:color w:val="000000"/>
-          <w:szCs w:val="28"/>
-        </w:rPr>
-        <w:t>系统</w:t>
-      </w:r>
-      <w:proofErr w:type="gramStart"/>
-      <w:r>
-        <w:rPr>
-          <w:rFonts w:cs="Arial" w:hint="eastAsia"/>
-          <w:color w:val="000000"/>
-          <w:szCs w:val="28"/>
-        </w:rPr>
-        <w:t>预研究</w:t>
-      </w:r>
-      <w:proofErr w:type="gramEnd"/>
-      <w:r>
-        <w:rPr>
-          <w:rFonts w:cs="Arial" w:hint="eastAsia"/>
-          <w:color w:val="000000"/>
-          <w:szCs w:val="28"/>
-        </w:rPr>
-        <w:t>,</w:t>
-      </w:r>
-      <w:r>
-        <w:rPr>
-          <w:rFonts w:cs="Arial" w:hint="eastAsia"/>
-          <w:color w:val="000000"/>
-          <w:szCs w:val="28"/>
-        </w:rPr>
-        <w:t>研究</w:t>
-      </w:r>
-      <w:r>
-        <w:rPr>
-          <w:rFonts w:cs="Arial"/>
-          <w:color w:val="000000"/>
-          <w:szCs w:val="28"/>
-        </w:rPr>
-        <w:t>CBTC</w:t>
-      </w:r>
-      <w:r>
-        <w:rPr>
-          <w:rFonts w:cs="Arial" w:hint="eastAsia"/>
-          <w:color w:val="000000"/>
-          <w:szCs w:val="28"/>
-        </w:rPr>
-        <w:t>新型无线通信技术。</w:t>
-      </w:r>
-    </w:p>
-    <w:p>
-      <w:pPr>
-        <w:spacing w:line="276" w:lineRule="auto"/>
-        <w:ind w:left="1260" w:hangingChars="600" w:hanging="1260"/>
-        <w:rPr>
-          <w:rFonts w:cs="Arial"/>
-          <w:color w:val="000000"/>
-          <w:szCs w:val="28"/>
-        </w:rPr>
-      </w:pPr>
-      <w:r>
-        <w:rPr>
-          <w:rFonts w:cs="Arial" w:hint="eastAsia"/>
-          <w:color w:val="000000"/>
-          <w:szCs w:val="28"/>
-        </w:rPr>
-        <w:t>2013</w:t>
-      </w:r>
-      <w:r>
-        <w:rPr>
-          <w:rFonts w:cs="Arial" w:hint="eastAsia"/>
-          <w:color w:val="000000"/>
-          <w:szCs w:val="28"/>
-        </w:rPr>
-        <w:t>年上海申通集团</w:t>
-      </w:r>
-      <w:r>
-        <w:rPr>
-          <w:rFonts w:cs="Arial" w:hint="eastAsia"/>
-          <w:color w:val="000000"/>
-          <w:szCs w:val="28"/>
-        </w:rPr>
-        <w:t>CBTC</w:t>
-      </w:r>
-      <w:r>
-        <w:rPr>
-          <w:rFonts w:cs="Arial" w:hint="eastAsia"/>
-          <w:color w:val="000000"/>
-          <w:szCs w:val="28"/>
-        </w:rPr>
-        <w:t>系统改进研究</w:t>
-      </w:r>
-      <w:r>
-        <w:rPr>
-          <w:rFonts w:cs="Arial" w:hint="eastAsia"/>
-          <w:color w:val="000000"/>
-          <w:szCs w:val="28"/>
-        </w:rPr>
-        <w:t>,</w:t>
-      </w:r>
-      <w:r>
-        <w:rPr>
-          <w:rFonts w:cs="Arial" w:hint="eastAsia"/>
-          <w:color w:val="000000"/>
-          <w:szCs w:val="28"/>
-        </w:rPr>
-        <w:t>研究原有系统改造技术。</w:t>
-      </w:r>
-    </w:p>
-    <w:p>
-      <w:pPr>
-        <w:spacing w:line="276" w:lineRule="auto"/>
-        <w:ind w:left="1260" w:hangingChars="600" w:hanging="1260"/>
-        <w:rPr>
-          <w:rFonts w:cs="Arial"/>
-          <w:color w:val="000000"/>
-          <w:szCs w:val="28"/>
-        </w:rPr>
-      </w:pPr>
-      <w:bookmarkStart w:id="0" w:name="OLE_LINK2"/>
-      <w:bookmarkStart w:id="1" w:name="OLE_LINK1"/>
-      <w:r>
-        <w:rPr>
-          <w:rFonts w:cs="Arial" w:hint="eastAsia"/>
-          <w:color w:val="000000"/>
-          <w:szCs w:val="28"/>
-        </w:rPr>
-        <w:t>2015</w:t>
-      </w:r>
-      <w:r>
-        <w:rPr>
-          <w:rFonts w:cs="Arial" w:hint="eastAsia"/>
-          <w:color w:val="000000"/>
-          <w:szCs w:val="28"/>
-        </w:rPr>
-        <w:t>—</w:t>
-      </w:r>
-      <w:r>
-        <w:rPr>
-          <w:rFonts w:cs="Arial" w:hint="eastAsia"/>
-          <w:color w:val="000000"/>
-          <w:szCs w:val="28"/>
-        </w:rPr>
-        <w:t xml:space="preserve">2017 </w:t>
-      </w:r>
-      <w:r>
-        <w:rPr>
-          <w:rFonts w:cs="Arial" w:hint="eastAsia"/>
-          <w:color w:val="000000"/>
-          <w:szCs w:val="28"/>
-        </w:rPr>
-        <w:t>上海市科委重大项目（</w:t>
-      </w:r>
-      <w:r>
-        <w:t>15511107203</w:t>
-      </w:r>
-      <w:r>
-        <w:rPr>
-          <w:rFonts w:cs="Arial" w:hint="eastAsia"/>
-          <w:color w:val="000000"/>
-          <w:szCs w:val="28"/>
-        </w:rPr>
-        <w:t>），城市轨道交通智能行车监控系统信息安全关键技术研究。</w:t>
-      </w:r>
-    </w:p>
-    <w:p>
-      <w:pPr>
-        <w:spacing w:line="276" w:lineRule="auto"/>
-        <w:ind w:left="1260" w:hangingChars="600" w:hanging="1260"/>
-        <w:rPr>
-          <w:rFonts w:cs="Arial"/>
-          <w:color w:val="000000"/>
-          <w:szCs w:val="28"/>
-        </w:rPr>
-      </w:pPr>
-      <w:r>
-        <w:rPr>
-          <w:rFonts w:cs="Arial" w:hint="eastAsia"/>
-          <w:color w:val="000000"/>
-          <w:szCs w:val="28"/>
-        </w:rPr>
-        <w:t>2015</w:t>
-      </w:r>
-      <w:r>
-        <w:rPr>
-          <w:rFonts w:cs="Arial" w:hint="eastAsia"/>
-          <w:color w:val="000000"/>
-          <w:szCs w:val="28"/>
-        </w:rPr>
-        <w:t>—</w:t>
-      </w:r>
-      <w:r>
-        <w:rPr>
-          <w:rFonts w:cs="Arial" w:hint="eastAsia"/>
-          <w:color w:val="000000"/>
-          <w:szCs w:val="28"/>
-        </w:rPr>
-        <w:t>2017</w:t>
-      </w:r>
-      <w:r>
-        <w:rPr>
-          <w:rFonts w:cs="Arial" w:hint="eastAsia"/>
-          <w:color w:val="000000"/>
-          <w:szCs w:val="28"/>
-        </w:rPr>
-        <w:t>上海张江国家自主创新示范区专项发展资金重点项目</w:t>
-      </w:r>
-      <w:r>
-        <w:rPr>
-          <w:rFonts w:cs="Arial" w:hint="eastAsia"/>
-          <w:color w:val="000000"/>
-          <w:szCs w:val="28"/>
-        </w:rPr>
-        <w:t>(</w:t>
-      </w:r>
-      <w:r>
-        <w:rPr>
-          <w:rFonts w:cs="Arial"/>
-          <w:color w:val="000000"/>
-          <w:szCs w:val="28"/>
-        </w:rPr>
-        <w:t>201505-ZB-C101-008</w:t>
-      </w:r>
-      <w:r>
-        <w:rPr>
-          <w:rFonts w:cs="Arial" w:hint="eastAsia"/>
-          <w:color w:val="000000"/>
-          <w:szCs w:val="28"/>
-        </w:rPr>
-        <w:t>)</w:t>
-      </w:r>
-      <w:r>
-        <w:rPr>
-          <w:rFonts w:cs="Arial" w:hint="eastAsia"/>
-          <w:color w:val="000000"/>
-          <w:szCs w:val="28"/>
-        </w:rPr>
-        <w:t>，基于</w:t>
-      </w:r>
-      <w:r>
-        <w:rPr>
-          <w:rFonts w:cs="Arial" w:hint="eastAsia"/>
-          <w:color w:val="000000"/>
-          <w:szCs w:val="28"/>
-        </w:rPr>
-        <w:t>CBTC</w:t>
-      </w:r>
-      <w:r>
-        <w:rPr>
-          <w:rFonts w:cs="Arial" w:hint="eastAsia"/>
-          <w:color w:val="000000"/>
-          <w:szCs w:val="28"/>
-        </w:rPr>
-        <w:t>系统</w:t>
-      </w:r>
-      <w:r>
-        <w:rPr>
-          <w:rFonts w:cs="Arial" w:hint="eastAsia"/>
-          <w:color w:val="000000"/>
-          <w:szCs w:val="28"/>
-        </w:rPr>
-        <w:t>LTE</w:t>
-      </w:r>
-      <w:r>
-        <w:rPr>
-          <w:rFonts w:cs="Arial" w:hint="eastAsia"/>
-          <w:color w:val="000000"/>
-          <w:szCs w:val="28"/>
-        </w:rPr>
-        <w:t>综合试验室建设与应用研究。</w:t>
-      </w:r>
-    </w:p>
-    <w:p>
-      <w:pPr>
-        <w:spacing w:line="276" w:lineRule="auto"/>
-        <w:ind w:left="1260" w:hangingChars="600" w:hanging="1260"/>
-        <w:rPr>
-          <w:rFonts w:cs="Arial"/>
-          <w:color w:val="000000"/>
-          <w:szCs w:val="28"/>
-        </w:rPr>
-      </w:pPr>
-      <w:r>
-        <w:rPr>
-          <w:rFonts w:cs="Arial" w:hint="eastAsia"/>
-          <w:color w:val="000000"/>
-          <w:szCs w:val="28"/>
-        </w:rPr>
-        <w:t>2016</w:t>
-      </w:r>
-      <w:r>
-        <w:rPr>
-          <w:rFonts w:cs="Arial" w:hint="eastAsia"/>
-          <w:color w:val="000000"/>
-          <w:szCs w:val="28"/>
-        </w:rPr>
-        <w:t>—</w:t>
-      </w:r>
-      <w:r>
-        <w:rPr>
-          <w:rFonts w:cs="Arial" w:hint="eastAsia"/>
-          <w:color w:val="000000"/>
-          <w:szCs w:val="28"/>
-        </w:rPr>
-        <w:t>2019</w:t>
-      </w:r>
-      <w:r>
-        <w:rPr>
-          <w:rFonts w:cs="Arial" w:hint="eastAsia"/>
-          <w:color w:val="000000"/>
-          <w:szCs w:val="28"/>
-        </w:rPr>
-        <w:t>国家自然科学基金面上项目（</w:t>
-      </w:r>
-      <w:r>
-        <w:rPr>
-          <w:rFonts w:cs="Arial"/>
-          <w:color w:val="000000"/>
-          <w:szCs w:val="28"/>
-        </w:rPr>
-        <w:t>61571282</w:t>
-      </w:r>
-      <w:r>
-        <w:rPr>
-          <w:rFonts w:cs="Arial" w:hint="eastAsia"/>
-          <w:color w:val="000000"/>
-          <w:szCs w:val="28"/>
-        </w:rPr>
-        <w:t>），</w:t>
-      </w:r>
-      <w:r>
-        <w:rPr>
-          <w:rFonts w:cs="Arial"/>
-          <w:color w:val="000000"/>
-          <w:szCs w:val="28"/>
-        </w:rPr>
-        <w:t>车车信道的非平稳</w:t>
-      </w:r>
-      <w:proofErr w:type="gramStart"/>
-      <w:r>
-        <w:rPr>
-          <w:rFonts w:cs="Arial"/>
-          <w:color w:val="000000"/>
-          <w:szCs w:val="28"/>
-        </w:rPr>
-        <w:t>时频分析</w:t>
-      </w:r>
-      <w:proofErr w:type="gramEnd"/>
-      <w:r>
-        <w:rPr>
-          <w:rFonts w:cs="Arial"/>
-          <w:color w:val="000000"/>
-          <w:szCs w:val="28"/>
-        </w:rPr>
-        <w:t>以及短时延半实物信道仿真。</w:t>
-      </w:r>
-    </w:p>
-    <w:p>
-      <w:pPr>
-        <w:spacing w:line="276" w:lineRule="auto"/>
-        <w:ind w:left="1260" w:hangingChars="600" w:hanging="1260"/>
-        <w:rPr>
-          <w:rFonts w:cs="Arial"/>
-          <w:color w:val="000000"/>
-          <w:szCs w:val="28"/>
-        </w:rPr>
-      </w:pPr>
-      <w:r>
-        <w:rPr>
-          <w:rFonts w:cs="Arial" w:hint="eastAsia"/>
-          <w:color w:val="000000"/>
-          <w:szCs w:val="28"/>
-        </w:rPr>
-        <w:t>2018</w:t>
-      </w:r>
-      <w:r>
-        <w:rPr>
-          <w:rFonts w:cs="Arial" w:hint="eastAsia"/>
-          <w:color w:val="000000"/>
-          <w:szCs w:val="28"/>
-        </w:rPr>
-        <w:t>—</w:t>
-      </w:r>
-      <w:r>
-        <w:rPr>
-          <w:rFonts w:cs="Arial" w:hint="eastAsia"/>
-          <w:color w:val="000000"/>
-          <w:szCs w:val="28"/>
-        </w:rPr>
-        <w:t>2020</w:t>
-      </w:r>
-      <w:r>
-        <w:rPr>
-          <w:rFonts w:cs="Arial" w:hint="eastAsia"/>
-          <w:color w:val="000000"/>
-          <w:szCs w:val="28"/>
-        </w:rPr>
-        <w:t>上海上海市科委重点项目（</w:t>
-      </w:r>
-      <w:r>
-        <w:rPr>
-          <w:u w:val="single"/>
-        </w:rPr>
-        <w:t>18511105705</w:t>
-      </w:r>
-      <w:r>
-        <w:rPr>
-          <w:rFonts w:cs="Arial" w:hint="eastAsia"/>
-          <w:color w:val="000000"/>
-          <w:szCs w:val="28"/>
-        </w:rPr>
-        <w:t>），</w:t>
-      </w:r>
-      <w:r>
-        <w:rPr>
-          <w:rFonts w:hint="eastAsia"/>
-        </w:rPr>
-        <w:t>轨道交通信息安全实验平台及应用。</w:t>
-      </w:r>
-    </w:p>
-    <w:p>
-      <w:pPr>
-        <w:spacing w:line="276" w:lineRule="auto"/>
-        <w:ind w:left="1260" w:hangingChars="600" w:hanging="1260"/>
-        <w:rPr>
-          <w:rFonts w:cs="Arial"/>
-          <w:color w:val="000000"/>
-          <w:szCs w:val="28"/>
-        </w:rPr>
-      </w:pPr>
-      <w:r>
-        <w:rPr>
-          <w:rFonts w:cs="Arial" w:hint="eastAsia"/>
-          <w:color w:val="000000"/>
-          <w:szCs w:val="28"/>
-        </w:rPr>
-        <w:t>2019</w:t>
-      </w:r>
-      <w:r>
-        <w:rPr>
-          <w:rFonts w:cs="Arial" w:hint="eastAsia"/>
-          <w:color w:val="000000"/>
-          <w:szCs w:val="28"/>
-        </w:rPr>
-        <w:t>—</w:t>
-      </w:r>
-      <w:r>
-        <w:rPr>
-          <w:rFonts w:cs="Arial" w:hint="eastAsia"/>
-          <w:color w:val="000000"/>
-          <w:szCs w:val="28"/>
-        </w:rPr>
-        <w:t>2022</w:t>
-      </w:r>
-      <w:r>
-        <w:rPr>
-          <w:rFonts w:cs="Arial" w:hint="eastAsia"/>
-          <w:color w:val="000000"/>
-          <w:szCs w:val="28"/>
-        </w:rPr>
-        <w:t>国家自然科学基金面上项目（</w:t>
-      </w:r>
-      <w:r>
-        <w:rPr>
-          <w:rFonts w:cs="Arial"/>
-          <w:color w:val="000000"/>
-          <w:szCs w:val="28"/>
-        </w:rPr>
-        <w:t>61871261</w:t>
-      </w:r>
-      <w:r>
-        <w:rPr>
-          <w:rFonts w:cs="Arial" w:hint="eastAsia"/>
-          <w:color w:val="000000"/>
-          <w:szCs w:val="28"/>
-        </w:rPr>
-        <w:t>），漏泄电缆的群信道的相关性及其</w:t>
-      </w:r>
-      <w:r>
-        <w:rPr>
-          <w:rFonts w:cs="Arial" w:hint="eastAsia"/>
-          <w:color w:val="000000"/>
-          <w:szCs w:val="28"/>
-        </w:rPr>
-        <w:t>MIMO</w:t>
-      </w:r>
-      <w:r>
-        <w:rPr>
-          <w:rFonts w:cs="Arial" w:hint="eastAsia"/>
-          <w:color w:val="000000"/>
-          <w:szCs w:val="28"/>
-        </w:rPr>
-        <w:t>系统综合性能的研究。</w:t>
-      </w:r>
-    </w:p>
-    <w:p>
-      <w:pPr>
-        <w:spacing w:line="276" w:lineRule="auto"/>
-        <w:ind w:left="1260" w:hangingChars="600" w:hanging="1260"/>
-        <w:rPr>
-          <w:rFonts w:cs="Arial"/>
-          <w:color w:val="000000"/>
-          <w:szCs w:val="28"/>
-        </w:rPr>
-      </w:pPr>
-      <w:r>
-        <w:rPr>
-          <w:rFonts w:cs="Arial" w:hint="eastAsia"/>
-          <w:color w:val="000000"/>
-          <w:szCs w:val="28"/>
-        </w:rPr>
-        <w:t>2022</w:t>
-      </w:r>
-      <w:r>
-        <w:rPr>
-          <w:rFonts w:cs="Arial" w:hint="eastAsia"/>
-          <w:color w:val="000000"/>
-          <w:szCs w:val="28"/>
-        </w:rPr>
-        <w:t>—</w:t>
-      </w:r>
-      <w:r>
-        <w:rPr>
-          <w:rFonts w:cs="Arial" w:hint="eastAsia"/>
-          <w:color w:val="000000"/>
-          <w:szCs w:val="28"/>
-        </w:rPr>
-        <w:t>2025</w:t>
-      </w:r>
-      <w:r>
-        <w:rPr>
-          <w:rFonts w:cs="Arial" w:hint="eastAsia"/>
-          <w:color w:val="000000"/>
-          <w:szCs w:val="28"/>
-        </w:rPr>
-        <w:t>上海市自然科学基金项目（</w:t>
-      </w:r>
-      <w:r>
-        <w:rPr>
-          <w:rFonts w:cs="Arial" w:hint="eastAsia"/>
-          <w:color w:val="000000"/>
-          <w:szCs w:val="28"/>
-        </w:rPr>
-        <w:t>22ZR1422200</w:t>
-      </w:r>
-      <w:r>
-        <w:rPr>
-          <w:rFonts w:cs="Arial" w:hint="eastAsia"/>
-          <w:color w:val="000000"/>
-          <w:szCs w:val="28"/>
-        </w:rPr>
-        <w:t>），</w:t>
-      </w:r>
-      <w:r>
-        <w:rPr>
-          <w:rFonts w:hint="eastAsia"/>
-        </w:rPr>
-        <w:t>轨道交通高可信车地协同与高可靠</w:t>
-      </w:r>
-      <w:r>
-        <w:rPr>
-          <w:rFonts w:cs="Arial" w:hint="eastAsia"/>
-          <w:color w:val="000000"/>
-          <w:szCs w:val="28"/>
-        </w:rPr>
-        <w:t>车车通信研究。</w:t>
-      </w:r>
-    </w:p>
-    <w:p>
-      <w:pPr>
-        <w:spacing w:line="276" w:lineRule="auto"/>
-        <w:ind w:left="1260" w:hangingChars="600" w:hanging="1260"/>
-        <w:rPr>
-          <w:rFonts w:cs="Arial" w:hint="eastAsia"/>
-          <w:color w:val="000000"/>
-          <w:szCs w:val="28"/>
-        </w:rPr>
-      </w:pPr>
-      <w:r>
-        <w:rPr>
-          <w:rFonts w:cs="Arial"/>
-          <w:color w:val="000000"/>
-          <w:szCs w:val="28"/>
-        </w:rPr>
-        <w:t>20</w:t>
-      </w:r>
-      <w:r>
-        <w:rPr>
-          <w:rFonts w:cs="Arial" w:hint="eastAsia"/>
-          <w:color w:val="000000"/>
-          <w:szCs w:val="28"/>
-        </w:rPr>
-        <w:t>19</w:t>
-      </w:r>
-      <w:r>
-        <w:rPr>
-          <w:rFonts w:cs="Arial" w:hint="eastAsia"/>
-          <w:color w:val="000000"/>
-          <w:szCs w:val="28"/>
-        </w:rPr>
-        <w:t>—</w:t>
-      </w:r>
-      <w:r>
-        <w:rPr>
-          <w:rFonts w:cs="Arial"/>
-          <w:color w:val="000000"/>
-          <w:szCs w:val="28"/>
-        </w:rPr>
-        <w:t>202</w:t>
-      </w:r>
-      <w:r>
-        <w:rPr>
-          <w:rFonts w:cs="Arial" w:hint="eastAsia"/>
-          <w:color w:val="000000"/>
-          <w:szCs w:val="28"/>
-        </w:rPr>
-        <w:t>3</w:t>
-      </w:r>
-      <w:r>
-        <w:rPr>
-          <w:rFonts w:cs="Arial" w:hint="eastAsia"/>
-          <w:color w:val="000000"/>
-          <w:szCs w:val="28"/>
-        </w:rPr>
-        <w:t>华为技术有限公司项目：地铁场景通信平台方案研究，高铁场景通信方案技术合作</w:t>
-      </w:r>
-      <w:bookmarkEnd w:id="0"/>
-      <w:bookmarkEnd w:id="1"/>
-    </w:p>
-    <w:p>
-      <w:pPr>
-        <w:rPr>
-          <w:rFonts w:hint="eastAsia"/>
-        </w:rPr>
-      </w:pPr>
-    </w:p>
-    <w:p>
-      <w:pPr>
-        <w:pStyle w:val="2"/>
+      </w:pPr>
+      <w:r>
         <w:rPr>
           <w:rFonts w:asciiTheme="minorEastAsia" w:hAnsiTheme="minorEastAsia" w:hint="eastAsia"/>
           <w:b w:val="0"/>
@@ -2052,7 +2073,8 @@
           <w:szCs w:val="28"/>
           <w:u w:val="single"/>
         </w:rPr>
-      </w:pPr>
+        <w:t>2</w:t>
+      </w:r>
       <w:r>
         <w:rPr>
           <w:rFonts w:asciiTheme="minorEastAsia" w:hAnsiTheme="minorEastAsia" w:hint="eastAsia"/>
@@ -2065,7 +2087,7 @@
           <w:szCs w:val="28"/>
           <w:u w:val="single"/>
         </w:rPr>
-        <w:t>2</w:t>
+        <w:t>、</w:t>
       </w:r>
       <w:r>
         <w:rPr>
@@ -2079,21 +2101,7 @@
           <w:szCs w:val="28"/>
           <w:u w:val="single"/>
         </w:rPr>
-        <w:t>、</w:t>
-      </w:r>
-      <w:r>
-        <w:rPr>
-          <w:rFonts w:asciiTheme="minorEastAsia" w:hAnsiTheme="minorEastAsia" w:hint="eastAsia"/>
-          <w:b w:val="0"/>
-          <w:bCs w:val="0"/>
-          <w:i/>
-          <w:iCs/>
-          <w:kern w:val="0"/>
-          <w:sz w:val="28"/>
-          <w:szCs w:val="28"/>
-          <w:u w:val="single"/>
-        </w:rPr>
-        <w:t>近年来完成的工程</w:t>
+        <w:t>工程</w:t>
       </w:r>
       <w:r>
         <w:rPr>
@@ -2273,7 +2281,7 @@
         <w:ind w:firstLineChars="0"/>
         <w:jc w:val="left"/>
         <w:rPr>
-          <w:rFonts w:ascii="宋体" w:hAnsi="宋体" w:cs="楷体"/>
+          <w:rFonts w:ascii="宋体" w:hAnsi="宋体" w:cs="楷体" w:hint="eastAsia"/>
           <w:kern w:val="0"/>
           <w:sz w:val="24"/>
           <w:szCs w:val="22"/>
@@ -2574,11 +2582,6 @@
       </w:r>
     </w:p>
     <w:p>
-      <w:pPr>
-        <w:rPr>
-          <w:rFonts w:hint="eastAsia"/>
-        </w:rPr>
-      </w:pPr>
       <w:r>
         <w:br/>
         <w:t>           </w:t>
@@ -2689,23 +2692,7 @@
           <w:sz w:val="22"/>
           <w:szCs w:val="22"/>
         </w:rPr>
-        <w:t xml:space="preserve">Yichen Feng, Rui Wang, </w:t>
-      </w:r>
-      <w:proofErr w:type="spellStart"/>
-      <w:r>
-        <w:rPr>
-          <w:sz w:val="22"/>
-          <w:szCs w:val="22"/>
-        </w:rPr>
-        <w:t>Guoxin</w:t>
-      </w:r>
-      <w:proofErr w:type="spellEnd"/>
-      <w:r>
-        <w:rPr>
-          <w:sz w:val="22"/>
-          <w:szCs w:val="22"/>
-        </w:rPr>
-        <w:t xml:space="preserve"> Zheng, Asad Saleem and Wei Xiang, "A 3D Non-Stationary Small-Scale Fading Model for 5G High-Speed Train Massive MIMO Channels," in </w:t>
+        <w:t>Yichen Feng, Rui Wang, Guoxin Zheng, Asad Saleem and Wei Xiang, "A 3D Non-Stationary Small-Scale Fading Model for 5G High-Speed Train Massive MIMO Channels," in </w:t>
       </w:r>
       <w:bookmarkStart w:id="2" w:name="OLE_LINK80"/>
       <w:r>
@@ -2781,23 +2768,7 @@
           <w:sz w:val="22"/>
           <w:szCs w:val="22"/>
         </w:rPr>
-        <w:t xml:space="preserve"> He, Wei Xiang, Asad Saleem, and </w:t>
-      </w:r>
-      <w:proofErr w:type="spellStart"/>
-      <w:r>
-        <w:rPr>
-          <w:sz w:val="22"/>
-          <w:szCs w:val="22"/>
-        </w:rPr>
-        <w:t>Guoxin</w:t>
-      </w:r>
-      <w:proofErr w:type="spellEnd"/>
-      <w:r>
-        <w:rPr>
-          <w:sz w:val="22"/>
-          <w:szCs w:val="22"/>
-        </w:rPr>
-        <w:t xml:space="preserve"> Zheng, "Analysis of Polarization Characteristics in Outdoor-to-Indoor Wireless Channels for High-Speed Trains," in IEEE Communications Letters, </w:t>
+        <w:t xml:space="preserve"> He, Wei Xiang, Asad Saleem, and Guoxin Zheng, "Analysis of Polarization Characteristics in Outdoor-to-Indoor Wireless Channels for High-Speed Trains," in IEEE Communications Letters, </w:t>
       </w:r>
       <w:proofErr w:type="spellStart"/>
       <w:r>
@@ -2883,23 +2854,7 @@
           <w:sz w:val="22"/>
           <w:szCs w:val="22"/>
         </w:rPr>
-        <w:t xml:space="preserve"> Jin, Asad Saleem and </w:t>
-      </w:r>
-      <w:proofErr w:type="spellStart"/>
-      <w:r>
-        <w:rPr>
-          <w:sz w:val="22"/>
-          <w:szCs w:val="22"/>
-        </w:rPr>
-        <w:t>Guoxin</w:t>
-      </w:r>
-      <w:proofErr w:type="spellEnd"/>
-      <w:r>
-        <w:rPr>
-          <w:sz w:val="22"/>
-          <w:szCs w:val="22"/>
-        </w:rPr>
-        <w:t xml:space="preserve"> Zheng. Design and Analysis of High-Capacity MIMO System in Line-of-Sight Communication. Sensors 2022, 22. </w:t>
+        <w:t xml:space="preserve"> Jin, Asad Saleem and Guoxin Zheng. Design and Analysis of High-Capacity MIMO System in Line-of-Sight Communication. Sensors 2022, 22. </w:t>
       </w:r>
       <w:proofErr w:type="gramStart"/>
       <w:r>
@@ -2960,23 +2915,7 @@
           <w:sz w:val="22"/>
           <w:szCs w:val="22"/>
         </w:rPr>
-        <w:t xml:space="preserve"> Chen, Xiaoyong Wang, Asad Saleem, and </w:t>
-      </w:r>
-      <w:proofErr w:type="spellStart"/>
-      <w:r>
-        <w:rPr>
-          <w:sz w:val="22"/>
-          <w:szCs w:val="22"/>
-        </w:rPr>
-        <w:t>Guoxin</w:t>
-      </w:r>
-      <w:proofErr w:type="spellEnd"/>
-      <w:r>
-        <w:rPr>
-          <w:sz w:val="22"/>
-          <w:szCs w:val="22"/>
-        </w:rPr>
-        <w:t xml:space="preserve"> Zheng, "Discovery and Analysis of Brewster’s Angle Effect for Path Loss in High-Speed Railway Scenarios," in IEEE Wireless Communications Letters, </w:t>
+        <w:t xml:space="preserve"> Chen, Xiaoyong Wang, Asad Saleem, and Guoxin Zheng, "Discovery and Analysis of Brewster’s Angle Effect for Path Loss in High-Speed Railway Scenarios," in IEEE Wireless Communications Letters, </w:t>
       </w:r>
       <w:proofErr w:type="spellStart"/>
       <w:r>
@@ -3173,23 +3112,7 @@
           <w:sz w:val="22"/>
           <w:szCs w:val="22"/>
         </w:rPr>
-        <w:t xml:space="preserve"> Jin; </w:t>
-      </w:r>
-      <w:proofErr w:type="spellStart"/>
-      <w:r>
-        <w:rPr>
-          <w:sz w:val="22"/>
-          <w:szCs w:val="22"/>
-        </w:rPr>
-        <w:t>Guoxin</w:t>
-      </w:r>
-      <w:proofErr w:type="spellEnd"/>
-      <w:r>
-        <w:rPr>
-          <w:sz w:val="22"/>
-          <w:szCs w:val="22"/>
-        </w:rPr>
-        <w:t xml:space="preserve"> Zheng. Doppler Modeling and Simulation of Train-to-Train Communication in Metro Tunnel Environment. Sensors 2022, 22, 4289. https://doi.org/10.3390/s22114289,pp.2489-2502.</w:t>
+        <w:t xml:space="preserve"> Jin; Guoxin Zheng. Doppler Modeling and Simulation of Train-to-Train Communication in Metro Tunnel Environment. Sensors 2022, 22, 4289. https://doi.org/10.3390/s22114289,pp.2489-2502.</w:t>
       </w:r>
     </w:p>
     <w:p>
@@ -3349,23 +3272,7 @@
           <w:sz w:val="22"/>
           <w:szCs w:val="22"/>
         </w:rPr>
-        <w:t xml:space="preserve"> Sun; Zhou Fang; </w:t>
-      </w:r>
-      <w:proofErr w:type="spellStart"/>
-      <w:r>
-        <w:rPr>
-          <w:sz w:val="22"/>
-          <w:szCs w:val="22"/>
-        </w:rPr>
-        <w:t>Guoxin</w:t>
-      </w:r>
-      <w:proofErr w:type="spellEnd"/>
-      <w:r>
-        <w:rPr>
-          <w:sz w:val="22"/>
-          <w:szCs w:val="22"/>
-        </w:rPr>
-        <w:t xml:space="preserve"> Zheng. Path Loss Modeling for RIS-Assisted Wireless Communication in Tunnel Scenarios. Sensors 2025, 25. https://doi.org/10.3390/s25041247,pp. 1247-1262.</w:t>
+        <w:t xml:space="preserve"> Sun; Zhou Fang; Guoxin Zheng. Path Loss Modeling for RIS-Assisted Wireless Communication in Tunnel Scenarios. Sensors 2025, 25. https://doi.org/10.3390/s25041247,pp. 1247-1262.</w:t>
       </w:r>
     </w:p>
     <w:p>
@@ -3417,23 +3324,7 @@
           <w:sz w:val="22"/>
           <w:szCs w:val="22"/>
         </w:rPr>
-        <w:t xml:space="preserve"> Sun, Qi Yang, and </w:t>
-      </w:r>
-      <w:proofErr w:type="spellStart"/>
-      <w:r>
-        <w:rPr>
-          <w:sz w:val="22"/>
-          <w:szCs w:val="22"/>
-        </w:rPr>
-        <w:t>Guoxin</w:t>
-      </w:r>
-      <w:proofErr w:type="spellEnd"/>
-      <w:r>
-        <w:rPr>
-          <w:sz w:val="22"/>
-          <w:szCs w:val="22"/>
-        </w:rPr>
-        <w:t xml:space="preserve"> Zheng. 2025. "Field Strength Prediction in High-Speed Train Carriages Using a Multi-Neural Network Ensemble Model with Optimized Output Weights" Applied Sciences 15, no. 5: 2709. https://doi.org/10.3390/app15052709,pp1-25.</w:t>
+        <w:t xml:space="preserve"> Sun, Qi Yang, and Guoxin Zheng. 2025. "Field Strength Prediction in High-Speed Train Carriages Using a Multi-Neural Network Ensemble Model with Optimized Output Weights" Applied Sciences 15, no. 5: 2709. https://doi.org/10.3390/app15052709,pp1-25.</w:t>
       </w:r>
     </w:p>
     <w:p>
@@ -3481,23 +3372,7 @@
           <w:sz w:val="22"/>
           <w:szCs w:val="22"/>
         </w:rPr>
-        <w:t xml:space="preserve"> </w:t>
-      </w:r>
-      <w:proofErr w:type="spellStart"/>
-      <w:r>
-        <w:rPr>
-          <w:sz w:val="22"/>
-          <w:szCs w:val="22"/>
-        </w:rPr>
-        <w:t>Guoxin</w:t>
-      </w:r>
-      <w:proofErr w:type="spellEnd"/>
-      <w:r>
-        <w:rPr>
-          <w:sz w:val="22"/>
-          <w:szCs w:val="22"/>
-        </w:rPr>
-        <w:t xml:space="preserve"> Zheng</w:t>
+        <w:t xml:space="preserve"> Guoxin Zheng</w:t>
       </w:r>
       <w:r>
         <w:rPr>
@@ -3671,23 +3546,7 @@
           <w:sz w:val="22"/>
           <w:szCs w:val="22"/>
         </w:rPr>
-        <w:t xml:space="preserve"> </w:t>
-      </w:r>
-      <w:proofErr w:type="spellStart"/>
-      <w:r>
-        <w:rPr>
-          <w:sz w:val="22"/>
-          <w:szCs w:val="22"/>
-        </w:rPr>
-        <w:t>Guoxin</w:t>
-      </w:r>
-      <w:proofErr w:type="spellEnd"/>
-      <w:r>
-        <w:rPr>
-          <w:sz w:val="22"/>
-          <w:szCs w:val="22"/>
-        </w:rPr>
-        <w:t xml:space="preserve"> Zheng</w:t>
+        <w:t xml:space="preserve"> Guoxin Zheng</w:t>
       </w:r>
       <w:r>
         <w:rPr>
@@ -3939,56 +3798,15 @@
         </w:rPr>
         <w:t>, </w:t>
       </w:r>
-      <w:proofErr w:type="spellStart"/>
-      <w:r>
-        <w:rPr>
-          <w:sz w:val="22"/>
-          <w:szCs w:val="22"/>
-        </w:rPr>
-        <w:fldChar w:fldCharType="begin"/>
-      </w:r>
-      <w:r>
-        <w:rPr>
-          <w:sz w:val="22"/>
-          <w:szCs w:val="22"/>
-        </w:rPr>
-        <w:instrText>HYPERLINK "http://digital-library.theiet.org/search;jsessionid=4ubkr499huf33.x-iet-live-01?value1=&amp;option1=all&amp;value2=Guoxin+Zheng&amp;option2=author"</w:instrText>
-      </w:r>
-      <w:r>
-        <w:rPr>
-          <w:sz w:val="22"/>
-          <w:szCs w:val="22"/>
-        </w:rPr>
-      </w:r>
-      <w:r>
-        <w:rPr>
-          <w:sz w:val="22"/>
-          <w:szCs w:val="22"/>
-        </w:rPr>
-        <w:fldChar w:fldCharType="separate"/>
-      </w:r>
-      <w:r>
-        <w:rPr>
-          <w:sz w:val="22"/>
-          <w:szCs w:val="22"/>
-        </w:rPr>
-        <w:t>Guoxin</w:t>
-      </w:r>
-      <w:proofErr w:type="spellEnd"/>
-      <w:r>
-        <w:rPr>
-          <w:sz w:val="22"/>
-          <w:szCs w:val="22"/>
-        </w:rPr>
-        <w:t xml:space="preserve"> Zheng</w:t>
-      </w:r>
-      <w:r>
-        <w:rPr>
-          <w:sz w:val="22"/>
-          <w:szCs w:val="22"/>
-        </w:rPr>
-        <w:fldChar w:fldCharType="end"/>
-      </w:r>
+      <w:hyperlink r:id="rId9" w:history="1">
+        <w:r>
+          <w:rPr>
+            <w:sz w:val="22"/>
+            <w:szCs w:val="22"/>
+          </w:rPr>
+          <w:t>Guoxin Zheng</w:t>
+        </w:r>
+      </w:hyperlink>
       <w:r>
         <w:rPr>
           <w:sz w:val="22"/>
@@ -3996,7 +3814,7 @@
         </w:rPr>
         <w:t xml:space="preserve">, </w:t>
       </w:r>
-      <w:hyperlink r:id="rId9" w:history="1">
+      <w:hyperlink r:id="rId10" w:history="1">
         <w:r>
           <w:rPr>
             <w:sz w:val="22"/>
@@ -4012,7 +3830,7 @@
         </w:rPr>
         <w:t xml:space="preserve">, </w:t>
       </w:r>
-      <w:hyperlink r:id="rId10" w:history="1">
+      <w:hyperlink r:id="rId11" w:history="1">
         <w:r>
           <w:rPr>
             <w:sz w:val="22"/>
@@ -4028,7 +3846,7 @@
         </w:rPr>
         <w:t xml:space="preserve">, </w:t>
       </w:r>
-      <w:hyperlink r:id="rId11" w:history="1">
+      <w:hyperlink r:id="rId12" w:history="1">
         <w:r>
           <w:rPr>
             <w:sz w:val="22"/>
@@ -4060,7 +3878,7 @@
         </w:rPr>
         <w:t xml:space="preserve">, </w:t>
       </w:r>
-      <w:hyperlink r:id="rId12" w:history="1">
+      <w:hyperlink r:id="rId13" w:history="1">
         <w:r>
           <w:rPr>
             <w:sz w:val="22"/>
@@ -4118,23 +3936,7 @@
           <w:sz w:val="22"/>
           <w:szCs w:val="22"/>
         </w:rPr>
-        <w:t xml:space="preserve"> Xi Liu, </w:t>
-      </w:r>
-      <w:proofErr w:type="spellStart"/>
-      <w:r>
-        <w:rPr>
-          <w:sz w:val="22"/>
-          <w:szCs w:val="22"/>
-        </w:rPr>
-        <w:t>Guoxin</w:t>
-      </w:r>
-      <w:proofErr w:type="spellEnd"/>
-      <w:r>
-        <w:rPr>
-          <w:sz w:val="22"/>
-          <w:szCs w:val="22"/>
-        </w:rPr>
-        <w:t xml:space="preserve"> </w:t>
+        <w:t xml:space="preserve"> Xi Liu, Guoxin </w:t>
       </w:r>
       <w:proofErr w:type="gramStart"/>
       <w:r>
@@ -4433,17 +4235,8 @@
           <w:sz w:val="22"/>
           <w:szCs w:val="22"/>
         </w:rPr>
-        <w:t xml:space="preserve">Zheng, </w:t>
-      </w:r>
-      <w:proofErr w:type="spellStart"/>
-      <w:r>
-        <w:rPr>
-          <w:sz w:val="22"/>
-          <w:szCs w:val="22"/>
-        </w:rPr>
-        <w:t>Guoxin</w:t>
-      </w:r>
-      <w:proofErr w:type="spellEnd"/>
+        <w:t>Zheng, Guoxin</w:t>
+      </w:r>
       <w:r>
         <w:rPr>
           <w:rFonts w:hint="eastAsia"/>
@@ -4592,17 +4385,8 @@
           <w:sz w:val="22"/>
           <w:szCs w:val="22"/>
         </w:rPr>
-        <w:t xml:space="preserve">Zheng, </w:t>
-      </w:r>
-      <w:proofErr w:type="spellStart"/>
-      <w:r>
-        <w:rPr>
-          <w:sz w:val="22"/>
-          <w:szCs w:val="22"/>
-        </w:rPr>
-        <w:t>Guoxin</w:t>
-      </w:r>
-      <w:proofErr w:type="spellEnd"/>
+        <w:t>Zheng, Guoxin</w:t>
+      </w:r>
       <w:r>
         <w:rPr>
           <w:rFonts w:hint="eastAsia"/>
@@ -4904,23 +4688,7 @@
           <w:sz w:val="22"/>
           <w:szCs w:val="22"/>
         </w:rPr>
-        <w:t xml:space="preserve"> </w:t>
-      </w:r>
-      <w:proofErr w:type="spellStart"/>
-      <w:r>
-        <w:rPr>
-          <w:sz w:val="22"/>
-          <w:szCs w:val="22"/>
-        </w:rPr>
-        <w:t>Guoxin</w:t>
-      </w:r>
-      <w:proofErr w:type="spellEnd"/>
-      <w:r>
-        <w:rPr>
-          <w:sz w:val="22"/>
-          <w:szCs w:val="22"/>
-        </w:rPr>
-        <w:t xml:space="preserve"> Zheng</w:t>
+        <w:t xml:space="preserve"> Guoxin Zheng</w:t>
       </w:r>
       <w:r>
         <w:rPr>
@@ -5263,23 +5031,7 @@
           <w:sz w:val="22"/>
           <w:szCs w:val="22"/>
         </w:rPr>
-        <w:t xml:space="preserve">Qingfeng DING, </w:t>
-      </w:r>
-      <w:proofErr w:type="spellStart"/>
-      <w:r>
-        <w:rPr>
-          <w:sz w:val="22"/>
-          <w:szCs w:val="22"/>
-        </w:rPr>
-        <w:t>Guoxin</w:t>
-      </w:r>
-      <w:proofErr w:type="spellEnd"/>
-      <w:r>
-        <w:rPr>
-          <w:sz w:val="22"/>
-          <w:szCs w:val="22"/>
-        </w:rPr>
-        <w:t xml:space="preserve"> Zheng</w:t>
+        <w:t>Qingfeng DING, Guoxin Zheng</w:t>
       </w:r>
       <w:r>
         <w:rPr>
@@ -5870,23 +5622,7 @@
           <w:sz w:val="22"/>
           <w:szCs w:val="22"/>
         </w:rPr>
-        <w:t xml:space="preserve">and </w:t>
-      </w:r>
-      <w:proofErr w:type="spellStart"/>
-      <w:r>
-        <w:rPr>
-          <w:sz w:val="22"/>
-          <w:szCs w:val="22"/>
-        </w:rPr>
-        <w:t>Guoxin</w:t>
-      </w:r>
-      <w:proofErr w:type="spellEnd"/>
-      <w:r>
-        <w:rPr>
-          <w:sz w:val="22"/>
-          <w:szCs w:val="22"/>
-        </w:rPr>
-        <w:t xml:space="preserve"> Zheng</w:t>
+        <w:t>and Guoxin Zheng</w:t>
       </w:r>
       <w:r>
         <w:rPr>
@@ -6098,13 +5834,28 @@
           <w:szCs w:val="22"/>
         </w:rPr>
       </w:pPr>
+      <w:r>
+        <w:rPr>
+          <w:sz w:val="22"/>
+          <w:szCs w:val="22"/>
+        </w:rPr>
+        <w:t>Guoxin Zheng,</w:t>
+      </w:r>
+      <w:r>
+        <w:rPr>
+          <w:rFonts w:hint="eastAsia"/>
+          <w:sz w:val="22"/>
+          <w:szCs w:val="22"/>
+        </w:rPr>
+        <w:t xml:space="preserve"> </w:t>
+      </w:r>
       <w:proofErr w:type="spellStart"/>
       <w:r>
         <w:rPr>
           <w:sz w:val="22"/>
           <w:szCs w:val="22"/>
         </w:rPr>
-        <w:t>Guoxin</w:t>
+        <w:t>Yanrong</w:t>
       </w:r>
       <w:proofErr w:type="spellEnd"/>
       <w:r>
@@ -6112,15 +5863,7 @@
           <w:sz w:val="22"/>
           <w:szCs w:val="22"/>
         </w:rPr>
-        <w:t xml:space="preserve"> Zheng,</w:t>
-      </w:r>
-      <w:r>
-        <w:rPr>
-          <w:rFonts w:hint="eastAsia"/>
-          <w:sz w:val="22"/>
-          <w:szCs w:val="22"/>
-        </w:rPr>
-        <w:t xml:space="preserve"> </w:t>
+        <w:t xml:space="preserve"> Ruan, Kai </w:t>
       </w:r>
       <w:proofErr w:type="spellStart"/>
       <w:r>
@@ -6128,7 +5871,7 @@
           <w:sz w:val="22"/>
           <w:szCs w:val="22"/>
         </w:rPr>
-        <w:t>Yanrong</w:t>
+        <w:t>Kai</w:t>
       </w:r>
       <w:proofErr w:type="spellEnd"/>
       <w:r>
@@ -6136,25 +5879,9 @@
           <w:sz w:val="22"/>
           <w:szCs w:val="22"/>
         </w:rPr>
-        <w:t xml:space="preserve"> Ruan, Kai </w:t>
-      </w:r>
-      <w:proofErr w:type="spellStart"/>
-      <w:r>
-        <w:rPr>
-          <w:sz w:val="22"/>
-          <w:szCs w:val="22"/>
-        </w:rPr>
-        <w:t>Kai</w:t>
-      </w:r>
-      <w:proofErr w:type="spellEnd"/>
-      <w:r>
-        <w:rPr>
-          <w:sz w:val="22"/>
-          <w:szCs w:val="22"/>
-        </w:rPr>
         <w:t xml:space="preserve">, The channel emulator for CBTC wireless communication system, 2010 7th International Symposium on </w:t>
       </w:r>
-      <w:hyperlink r:id="rId13" w:history="1">
+      <w:hyperlink r:id="rId14" w:history="1">
         <w:r>
           <w:rPr>
             <w:sz w:val="22"/>
@@ -6198,23 +5925,14 @@
           <w:szCs w:val="22"/>
         </w:rPr>
       </w:pPr>
-      <w:proofErr w:type="spellStart"/>
-      <w:r>
-        <w:rPr>
-          <w:sz w:val="22"/>
-          <w:szCs w:val="22"/>
-        </w:rPr>
-        <w:t>Guoxin</w:t>
-      </w:r>
-      <w:proofErr w:type="spellEnd"/>
-      <w:r>
-        <w:rPr>
-          <w:sz w:val="22"/>
-          <w:szCs w:val="22"/>
-        </w:rPr>
-        <w:t xml:space="preserve"> Zheng, </w:t>
-      </w:r>
-      <w:hyperlink r:id="rId14" w:history="1">
+      <w:r>
+        <w:rPr>
+          <w:sz w:val="22"/>
+          <w:szCs w:val="22"/>
+        </w:rPr>
+        <w:t xml:space="preserve">Guoxin Zheng, </w:t>
+      </w:r>
+      <w:hyperlink r:id="rId15" w:history="1">
         <w:r>
           <w:rPr>
             <w:sz w:val="22"/>
@@ -6262,7 +5980,7 @@
         </w:rPr>
         <w:t xml:space="preserve">, The radio channel emulator for CBTC wireless communication systems, IET International Communication Conference on </w:t>
       </w:r>
-      <w:hyperlink r:id="rId15" w:history="1">
+      <w:hyperlink r:id="rId16" w:history="1">
         <w:r>
           <w:rPr>
             <w:sz w:val="22"/>
@@ -6362,7 +6080,7 @@
         </w:rPr>
         <w:t>,</w:t>
       </w:r>
-      <w:hyperlink r:id="rId16" w:history="1">
+      <w:hyperlink r:id="rId17" w:history="1">
         <w:r>
           <w:rPr>
             <w:sz w:val="22"/>
@@ -6400,7 +6118,7 @@
         </w:rPr>
         <w:t xml:space="preserve"> No</w:t>
       </w:r>
-      <w:hyperlink r:id="rId17" w:history="1">
+      <w:hyperlink r:id="rId18" w:history="1">
         <w:r>
           <w:rPr>
             <w:rFonts w:hint="eastAsia"/>
@@ -6451,23 +6169,7 @@
           <w:sz w:val="22"/>
           <w:szCs w:val="22"/>
         </w:rPr>
-        <w:t xml:space="preserve">, </w:t>
-      </w:r>
-      <w:proofErr w:type="spellStart"/>
-      <w:r>
-        <w:rPr>
-          <w:sz w:val="22"/>
-          <w:szCs w:val="22"/>
-        </w:rPr>
-        <w:t>Guoxin</w:t>
-      </w:r>
-      <w:proofErr w:type="spellEnd"/>
-      <w:r>
-        <w:rPr>
-          <w:sz w:val="22"/>
-          <w:szCs w:val="22"/>
-        </w:rPr>
-        <w:t xml:space="preserve"> Zheng, Adaptive QoS-aware Channel </w:t>
+        <w:t xml:space="preserve">, Guoxin Zheng, Adaptive QoS-aware Channel </w:t>
       </w:r>
       <w:proofErr w:type="gramStart"/>
       <w:r>
@@ -6594,7 +6296,7 @@
         </w:rPr>
         <w:t xml:space="preserve">, </w:t>
       </w:r>
-      <w:hyperlink r:id="rId18" w:history="1">
+      <w:hyperlink r:id="rId19" w:history="1">
         <w:r>
           <w:rPr>
             <w:sz w:val="22"/>
@@ -6715,7 +6417,7 @@
         </w:rPr>
         <w:t xml:space="preserve">Wen Yan Yin, Performance of Intra-chip Wireless Interconnect Using On-chip Antennas and UWB Radios. </w:t>
       </w:r>
-      <w:hyperlink r:id="rId19" w:history="1">
+      <w:hyperlink r:id="rId20" w:history="1">
         <w:r>
           <w:rPr>
             <w:sz w:val="22"/>
@@ -6762,7 +6464,7 @@
         </w:rPr>
         <w:t xml:space="preserve"> </w:t>
       </w:r>
-      <w:hyperlink r:id="rId20" w:history="1">
+      <w:hyperlink r:id="rId21" w:history="1">
         <w:r>
           <w:rPr>
             <w:sz w:val="22"/>
@@ -6804,23 +6506,7 @@
           <w:sz w:val="22"/>
           <w:szCs w:val="22"/>
         </w:rPr>
-        <w:t xml:space="preserve">Li Zhang, </w:t>
-      </w:r>
-      <w:proofErr w:type="spellStart"/>
-      <w:r>
-        <w:rPr>
-          <w:sz w:val="22"/>
-          <w:szCs w:val="22"/>
-        </w:rPr>
-        <w:t>Guoxin</w:t>
-      </w:r>
-      <w:proofErr w:type="spellEnd"/>
-      <w:r>
-        <w:rPr>
-          <w:sz w:val="22"/>
-          <w:szCs w:val="22"/>
-        </w:rPr>
-        <w:t xml:space="preserve"> Zheng, </w:t>
+        <w:t xml:space="preserve">Li Zhang, Guoxin Zheng, </w:t>
       </w:r>
       <w:proofErr w:type="spellStart"/>
       <w:r>
@@ -6856,23 +6542,7 @@
           <w:sz w:val="22"/>
           <w:szCs w:val="22"/>
         </w:rPr>
-        <w:t xml:space="preserve">Li Zhang, </w:t>
-      </w:r>
-      <w:proofErr w:type="spellStart"/>
-      <w:r>
-        <w:rPr>
-          <w:sz w:val="22"/>
-          <w:szCs w:val="22"/>
-        </w:rPr>
-        <w:t>Guoxin</w:t>
-      </w:r>
-      <w:proofErr w:type="spellEnd"/>
-      <w:r>
-        <w:rPr>
-          <w:sz w:val="22"/>
-          <w:szCs w:val="22"/>
-        </w:rPr>
-        <w:t xml:space="preserve"> Zheng, </w:t>
+        <w:t xml:space="preserve">Li Zhang, Guoxin Zheng, </w:t>
       </w:r>
       <w:proofErr w:type="spellStart"/>
       <w:r>
@@ -6903,7 +6573,7 @@
           <w:szCs w:val="22"/>
         </w:rPr>
       </w:pPr>
-      <w:hyperlink r:id="rId21" w:history="1">
+      <w:hyperlink r:id="rId22" w:history="1">
         <w:r>
           <w:rPr>
             <w:sz w:val="22"/>
@@ -6919,7 +6589,7 @@
         </w:rPr>
         <w:t xml:space="preserve">; </w:t>
       </w:r>
-      <w:hyperlink r:id="rId22" w:history="1">
+      <w:hyperlink r:id="rId23" w:history="1">
         <w:r>
           <w:rPr>
             <w:sz w:val="22"/>
@@ -6935,7 +6605,7 @@
         </w:rPr>
         <w:t xml:space="preserve">; </w:t>
       </w:r>
-      <w:hyperlink r:id="rId23" w:history="1">
+      <w:hyperlink r:id="rId24" w:history="1">
         <w:r>
           <w:rPr>
             <w:sz w:val="22"/>
@@ -7306,23 +6976,7 @@
           <w:sz w:val="22"/>
           <w:szCs w:val="22"/>
         </w:rPr>
-        <w:t xml:space="preserve">Kaikai, </w:t>
-      </w:r>
-      <w:proofErr w:type="spellStart"/>
-      <w:r>
-        <w:rPr>
-          <w:sz w:val="22"/>
-          <w:szCs w:val="22"/>
-        </w:rPr>
-        <w:t>Guoxin</w:t>
-      </w:r>
-      <w:proofErr w:type="spellEnd"/>
-      <w:r>
-        <w:rPr>
-          <w:sz w:val="22"/>
-          <w:szCs w:val="22"/>
-        </w:rPr>
-        <w:t xml:space="preserve"> Zheng, et. al., The Reliability of CBTC System Based on IEEE 802.11 </w:t>
+        <w:t xml:space="preserve">Kaikai, Guoxin Zheng, et. al., The Reliability of CBTC System Based on IEEE 802.11 </w:t>
       </w:r>
       <w:r>
         <w:rPr>
@@ -7704,17 +7358,8 @@
           <w:sz w:val="22"/>
           <w:szCs w:val="22"/>
         </w:rPr>
-        <w:t xml:space="preserve">He; </w:t>
-      </w:r>
-      <w:proofErr w:type="spellStart"/>
-      <w:r>
-        <w:rPr>
-          <w:sz w:val="22"/>
-          <w:szCs w:val="22"/>
-        </w:rPr>
-        <w:t>Guoxin</w:t>
-      </w:r>
-      <w:proofErr w:type="spellEnd"/>
+        <w:t>He; Guoxin</w:t>
+      </w:r>
       <w:r>
         <w:rPr>
           <w:rFonts w:hint="eastAsia"/>
@@ -7730,7 +7375,7 @@
         </w:rPr>
         <w:t xml:space="preserve">Zheng; </w:t>
       </w:r>
-      <w:hyperlink r:id="rId24" w:history="1">
+      <w:hyperlink r:id="rId25" w:history="1">
         <w:r>
           <w:rPr>
             <w:sz w:val="22"/>
@@ -7739,7 +7384,7 @@
           <w:t xml:space="preserve">Typical UNB modulation methods and their spectrums, </w:t>
         </w:r>
       </w:hyperlink>
-      <w:hyperlink r:id="rId25" w:history="1">
+      <w:hyperlink r:id="rId26" w:history="1">
         <w:r>
           <w:rPr>
             <w:sz w:val="22"/>
@@ -7773,25 +7418,9 @@
           <w:sz w:val="22"/>
           <w:szCs w:val="22"/>
         </w:rPr>
-        <w:t xml:space="preserve">Li Zhang; </w:t>
-      </w:r>
-      <w:proofErr w:type="spellStart"/>
-      <w:r>
-        <w:rPr>
-          <w:sz w:val="22"/>
-          <w:szCs w:val="22"/>
-        </w:rPr>
-        <w:t>Guoxin</w:t>
-      </w:r>
-      <w:proofErr w:type="spellEnd"/>
-      <w:r>
-        <w:rPr>
-          <w:sz w:val="22"/>
-          <w:szCs w:val="22"/>
-        </w:rPr>
-        <w:t xml:space="preserve"> Zheng, </w:t>
-      </w:r>
-      <w:hyperlink r:id="rId26" w:history="1">
+        <w:t xml:space="preserve">Li Zhang; Guoxin Zheng, </w:t>
+      </w:r>
+      <w:hyperlink r:id="rId27" w:history="1">
         <w:r>
           <w:rPr>
             <w:sz w:val="22"/>
@@ -7800,7 +7429,7 @@
           <w:t xml:space="preserve">Adaptive Opportunistic Channel Access Strategy: A Tridimensional Traffic Model for Cognitive Radio </w:t>
         </w:r>
       </w:hyperlink>
-      <w:hyperlink r:id="rId27" w:history="1">
+      <w:hyperlink r:id="rId28" w:history="1">
         <w:r>
           <w:rPr>
             <w:sz w:val="22"/>
@@ -7843,23 +7472,7 @@
           <w:sz w:val="22"/>
           <w:szCs w:val="22"/>
         </w:rPr>
-        <w:t xml:space="preserve"> Jia, </w:t>
-      </w:r>
-      <w:proofErr w:type="spellStart"/>
-      <w:r>
-        <w:rPr>
-          <w:sz w:val="22"/>
-          <w:szCs w:val="22"/>
-        </w:rPr>
-        <w:t>Guoxin</w:t>
-      </w:r>
-      <w:proofErr w:type="spellEnd"/>
-      <w:r>
-        <w:rPr>
-          <w:sz w:val="22"/>
-          <w:szCs w:val="22"/>
-        </w:rPr>
-        <w:t xml:space="preserve"> Zheng, Hui Wei, Fading Characteristics of Radio Propagation in One-way Semicircular Subway Tunnel at 38GHz, Proceeding of 2008 China-Japan Joint Microwave </w:t>
+        <w:t xml:space="preserve"> Jia, Guoxin Zheng, Hui Wei, Fading Characteristics of Radio Propagation in One-way Semicircular Subway Tunnel at 38GHz, Proceeding of 2008 China-Japan Joint Microwave </w:t>
       </w:r>
       <w:proofErr w:type="spellStart"/>
       <w:proofErr w:type="gramStart"/>
@@ -7929,23 +7542,7 @@
           <w:sz w:val="22"/>
           <w:szCs w:val="22"/>
         </w:rPr>
-        <w:t xml:space="preserve"> Ji, </w:t>
-      </w:r>
-      <w:proofErr w:type="spellStart"/>
-      <w:r>
-        <w:rPr>
-          <w:sz w:val="22"/>
-          <w:szCs w:val="22"/>
-        </w:rPr>
-        <w:t>Guoxin</w:t>
-      </w:r>
-      <w:proofErr w:type="spellEnd"/>
-      <w:r>
-        <w:rPr>
-          <w:sz w:val="22"/>
-          <w:szCs w:val="22"/>
-        </w:rPr>
-        <w:t xml:space="preserve"> Zheng, A New Model for Predicting the Characteristics of RF Propagation in Rectangular Tunnel, Proceeding of 2008 China-Japan Joint Microwave </w:t>
+        <w:t xml:space="preserve"> Ji, Guoxin Zheng, A New Model for Predicting the Characteristics of RF Propagation in Rectangular Tunnel, Proceeding of 2008 China-Japan Joint Microwave </w:t>
       </w:r>
       <w:proofErr w:type="spellStart"/>
       <w:proofErr w:type="gramStart"/>
@@ -7990,23 +7587,7 @@
           <w:sz w:val="22"/>
           <w:szCs w:val="22"/>
         </w:rPr>
-        <w:t xml:space="preserve">Hui Wei, </w:t>
-      </w:r>
-      <w:proofErr w:type="spellStart"/>
-      <w:r>
-        <w:rPr>
-          <w:sz w:val="22"/>
-          <w:szCs w:val="22"/>
-        </w:rPr>
-        <w:t>Guoxin</w:t>
-      </w:r>
-      <w:proofErr w:type="spellEnd"/>
-      <w:r>
-        <w:rPr>
-          <w:sz w:val="22"/>
-          <w:szCs w:val="22"/>
-        </w:rPr>
-        <w:t xml:space="preserve"> Zheng, </w:t>
+        <w:t xml:space="preserve">Hui Wei, Guoxin Zheng, </w:t>
       </w:r>
       <w:proofErr w:type="spellStart"/>
       <w:r>
@@ -8167,23 +7748,7 @@
           <w:sz w:val="22"/>
           <w:szCs w:val="22"/>
         </w:rPr>
-        <w:t xml:space="preserve">M. Sun, Y.P. Zhang, </w:t>
-      </w:r>
-      <w:proofErr w:type="spellStart"/>
-      <w:r>
-        <w:rPr>
-          <w:sz w:val="22"/>
-          <w:szCs w:val="22"/>
-        </w:rPr>
-        <w:t>Guoxin</w:t>
-      </w:r>
-      <w:proofErr w:type="spellEnd"/>
-      <w:r>
-        <w:rPr>
-          <w:sz w:val="22"/>
-          <w:szCs w:val="22"/>
-        </w:rPr>
-        <w:t xml:space="preserve"> </w:t>
+        <w:t xml:space="preserve">M. Sun, Y.P. Zhang, Guoxin </w:t>
       </w:r>
       <w:proofErr w:type="gramStart"/>
       <w:r>
@@ -8230,7 +7795,7 @@
         </w:rPr>
         <w:t xml:space="preserve"> </w:t>
       </w:r>
-      <w:hyperlink r:id="rId28" w:history="1">
+      <w:hyperlink r:id="rId29" w:history="1">
         <w:r>
           <w:rPr>
             <w:sz w:val="22"/>
@@ -8244,25 +7809,9 @@
           <w:sz w:val="22"/>
           <w:szCs w:val="22"/>
         </w:rPr>
-        <w:t xml:space="preserve"> </w:t>
-      </w:r>
-      <w:proofErr w:type="spellStart"/>
-      <w:r>
-        <w:rPr>
-          <w:sz w:val="22"/>
-          <w:szCs w:val="22"/>
-        </w:rPr>
-        <w:t>Guoxin</w:t>
-      </w:r>
-      <w:proofErr w:type="spellEnd"/>
-      <w:r>
-        <w:rPr>
-          <w:sz w:val="22"/>
-          <w:szCs w:val="22"/>
-        </w:rPr>
-        <w:t xml:space="preserve"> </w:t>
-      </w:r>
-      <w:hyperlink r:id="rId29" w:history="1">
+        <w:t xml:space="preserve"> Guoxin </w:t>
+      </w:r>
+      <w:hyperlink r:id="rId30" w:history="1">
         <w:r>
           <w:rPr>
             <w:sz w:val="22"/>
@@ -8325,23 +7874,7 @@
           <w:szCs w:val="22"/>
         </w:rPr>
         <w:lastRenderedPageBreak/>
-        <w:t xml:space="preserve">Wen Hu, </w:t>
-      </w:r>
-      <w:proofErr w:type="spellStart"/>
-      <w:r>
-        <w:rPr>
-          <w:sz w:val="22"/>
-          <w:szCs w:val="22"/>
-        </w:rPr>
-        <w:t>Guoxin</w:t>
-      </w:r>
-      <w:proofErr w:type="spellEnd"/>
-      <w:r>
-        <w:rPr>
-          <w:sz w:val="22"/>
-          <w:szCs w:val="22"/>
-        </w:rPr>
-        <w:t xml:space="preserve"> Zheng, “Orthogonal Hermite Pulses Used for UWB M-</w:t>
+        <w:t>Wen Hu, Guoxin Zheng, “Orthogonal Hermite Pulses Used for UWB M-</w:t>
       </w:r>
       <w:proofErr w:type="spellStart"/>
       <w:r>
@@ -8372,7 +7905,7 @@
           <w:szCs w:val="22"/>
         </w:rPr>
       </w:pPr>
-      <w:hyperlink r:id="rId30" w:history="1">
+      <w:hyperlink r:id="rId31" w:history="1">
         <w:r>
           <w:rPr>
             <w:sz w:val="22"/>
@@ -8425,21 +7958,12 @@
         </w:rPr>
         <w:t xml:space="preserve"> </w:t>
       </w:r>
-      <w:proofErr w:type="spellStart"/>
-      <w:r>
-        <w:rPr>
-          <w:sz w:val="22"/>
-          <w:szCs w:val="22"/>
-        </w:rPr>
-        <w:t>Guoxin</w:t>
-      </w:r>
-      <w:proofErr w:type="spellEnd"/>
-      <w:r>
-        <w:rPr>
-          <w:sz w:val="22"/>
-          <w:szCs w:val="22"/>
-        </w:rPr>
-        <w:t xml:space="preserve"> Zheng,</w:t>
+      <w:r>
+        <w:rPr>
+          <w:sz w:val="22"/>
+          <w:szCs w:val="22"/>
+        </w:rPr>
+        <w:t>Guoxin Zheng,</w:t>
       </w:r>
       <w:r>
         <w:rPr>
@@ -8625,7 +8149,7 @@
         </w:rPr>
         <w:t xml:space="preserve"> </w:t>
       </w:r>
-      <w:hyperlink r:id="rId31" w:history="1">
+      <w:hyperlink r:id="rId32" w:history="1">
         <w:r>
           <w:rPr>
             <w:sz w:val="22"/>
@@ -8683,7 +8207,7 @@
       <w:pPr>
         <w:pStyle w:val="2"/>
         <w:rPr>
-          <w:rFonts w:asciiTheme="minorEastAsia" w:hAnsiTheme="minorEastAsia"/>
+          <w:rFonts w:asciiTheme="minorEastAsia" w:hAnsiTheme="minorEastAsia" w:hint="eastAsia"/>
           <w:b w:val="0"/>
           <w:bCs w:val="0"/>
           <w:i/>
@@ -9266,21 +8790,7 @@
           <w:szCs w:val="28"/>
           <w:u w:val="single"/>
         </w:rPr>
-        <w:t>开源资源Resource</w:t>
-      </w:r>
-      <w:r>
-        <w:rPr>
-          <w:rFonts w:asciiTheme="minorEastAsia" w:hAnsiTheme="minorEastAsia" w:hint="eastAsia"/>
-          <w:b w:val="0"/>
-          <w:bCs w:val="0"/>
-          <w:i/>
-          <w:iCs/>
-          <w:kern w:val="0"/>
-          <w:sz w:val="28"/>
-          <w:szCs w:val="28"/>
-          <w:u w:val="single"/>
-        </w:rPr>
-        <w:t>：</w:t>
+        <w:t>开源资源Resource：</w:t>
       </w:r>
     </w:p>
     <w:p>
@@ -9290,7 +8800,7 @@
         <w:spacing w:line="520" w:lineRule="exact"/>
         <w:jc w:val="left"/>
         <w:rPr>
-          <w:rFonts w:ascii="宋体" w:hAnsi="宋体" w:cs="楷体"/>
+          <w:rFonts w:ascii="宋体" w:hAnsi="宋体" w:cs="楷体" w:hint="eastAsia"/>
           <w:kern w:val="0"/>
           <w:sz w:val="24"/>
           <w:szCs w:val="22"/>
@@ -9517,7 +9027,7 @@
                     <pic:cNvPicPr/>
                   </pic:nvPicPr>
                   <pic:blipFill>
-                    <a:blip r:embed="rId32"/>
+                    <a:blip r:embed="rId33"/>
                     <a:stretch>
                       <a:fillRect/>
                     </a:stretch>
@@ -9564,7 +9074,7 @@
           <w:tab w:val="left" w:pos="180"/>
         </w:tabs>
         <w:rPr>
-          <w:rFonts w:ascii="楷体_GB2312" w:eastAsia="楷体_GB2312" w:hint="eastAsia"/>
+          <w:rFonts w:ascii="楷体_GB2312" w:eastAsia="楷体_GB2312"/>
           <w:szCs w:val="21"/>
         </w:rPr>
       </w:pPr>
@@ -9649,7 +9159,7 @@
                     </pic:cNvPicPr>
                   </pic:nvPicPr>
                   <pic:blipFill>
-                    <a:blip r:embed="rId33" cstate="print">
+                    <a:blip r:embed="rId34" cstate="print">
                       <a:extLst>
                         <a:ext uri="{28A0092B-C50C-407E-A947-70E740481C1C}">
                           <a14:useLocalDpi xmlns:a14="http://schemas.microsoft.com/office/drawing/2010/main" val="0"/>
@@ -9727,7 +9237,7 @@
       <w:pPr>
         <w:spacing w:line="276" w:lineRule="auto"/>
         <w:rPr>
-          <w:rFonts w:ascii="Calibri" w:hAnsi="Calibri" w:cs="Calibri" w:hint="eastAsia"/>
+          <w:rFonts w:ascii="Calibri" w:hAnsi="Calibri" w:cs="Calibri"/>
           <w:szCs w:val="22"/>
         </w:rPr>
       </w:pPr>
@@ -12624,7 +12134,7 @@
           <w:tab w:val="left" w:pos="180"/>
         </w:tabs>
         <w:rPr>
-          <w:rFonts w:ascii="楷体_GB2312" w:eastAsia="楷体_GB2312" w:hint="eastAsia"/>
+          <w:rFonts w:ascii="楷体_GB2312" w:eastAsia="楷体_GB2312"/>
           <w:szCs w:val="21"/>
         </w:rPr>
       </w:pPr>
@@ -13552,6 +13062,7 @@
   <w:style w:type="character" w:default="1" w:styleId="a0">
     <w:name w:val="Default Paragraph Font"/>
     <w:uiPriority w:val="1"/>
+    <w:semiHidden/>
     <w:unhideWhenUsed/>
   </w:style>
   <w:style w:type="table" w:default="1" w:styleId="a1">
